--- a/preNote.docx
+++ b/preNote.docx
@@ -143,17 +143,13 @@
       </w:r>
     </w:p>
     <w:p>
-      <w:r>
-        <w:br/>
-      </w:r>
-    </w:p>
-    <w:p>
-      <w:r>
-        <w:t>—--------------------------------------------------------------------------</w:t>
-      </w:r>
-      <w:r>
-        <w:br/>
-      </w:r>
+      <w:pPr>
+        <w:rPr>
+          <w:lang w:val="en-US"/>
+        </w:rPr>
+      </w:pPr>
+    </w:p>
+    <w:p>
       <w:r>
         <w:br/>
       </w:r>
@@ -869,6 +865,9 @@
     </w:p>
     <w:p>
       <w:pPr>
+        <w:pBdr>
+          <w:bottom w:val="single" w:sz="6" w:space="1" w:color="auto"/>
+        </w:pBdr>
         <w:rPr>
           <w:lang w:val="en-US"/>
         </w:rPr>
@@ -887,6 +886,432 @@
           <w:lang w:val="en-US"/>
         </w:rPr>
       </w:pPr>
+    </w:p>
+    <w:p>
+      <w:pPr>
+        <w:rPr>
+          <w:lang w:val="en-US"/>
+        </w:rPr>
+      </w:pPr>
+    </w:p>
+    <w:p>
+      <w:pPr>
+        <w:rPr>
+          <w:lang w:val="en-US"/>
+        </w:rPr>
+      </w:pPr>
+    </w:p>
+    <w:p>
+      <w:pPr>
+        <w:rPr>
+          <w:lang w:val="en-US"/>
+        </w:rPr>
+      </w:pPr>
+    </w:p>
+    <w:p>
+      <w:pPr>
+        <w:rPr>
+          <w:lang w:val="en-US"/>
+        </w:rPr>
+      </w:pPr>
+    </w:p>
+    <w:p>
+      <w:pPr>
+        <w:rPr>
+          <w:lang w:val="en-US"/>
+        </w:rPr>
+      </w:pPr>
+    </w:p>
+    <w:p>
+      <w:pPr>
+        <w:rPr>
+          <w:lang w:val="en-US"/>
+        </w:rPr>
+      </w:pPr>
+    </w:p>
+    <w:p>
+      <w:pPr>
+        <w:rPr>
+          <w:lang w:val="en-US"/>
+        </w:rPr>
+      </w:pPr>
+    </w:p>
+    <w:p>
+      <w:pPr>
+        <w:rPr>
+          <w:b/>
+          <w:bCs/>
+        </w:rPr>
+      </w:pPr>
+      <w:r>
+        <w:rPr>
+          <w:b/>
+          <w:bCs/>
+        </w:rPr>
+        <w:lastRenderedPageBreak/>
+        <w:t>Stage 2: 2D Human Pose Estimation</w:t>
+      </w:r>
+    </w:p>
+    <w:p>
+      <w:r>
+        <w:t>The second stage of the project focused on implementing a 2D human pose estimation pipeline for sports posture analysis. The objective of this stage was to detect anatomical body keypoints from extracted video frames and generate structured skeletal data for later biomechanical analysis.</w:t>
+      </w:r>
+    </w:p>
+    <w:p>
+      <w:r>
+        <w:t>The implementation used RTMPose, a real-time pose estimation framework developed within the OpenMMLab ecosystem. RTMPose was selected because it provides a strong balance between computational efficiency and pose estimation accuracy, making it suitable for real-time sports analysis applications [1].</w:t>
+      </w:r>
+    </w:p>
+    <w:p>
+      <w:r>
+        <w:t>The pipeline also used a YOLOX-based human detector to first localize human subjects in each frame before estimating body keypoints. The inference process was executed through the rtmlib package using the ONNX Runtime backend.</w:t>
+      </w:r>
+    </w:p>
+    <w:p>
+      <w:r>
+        <w:t>The system processed all extracted frames successfully and generated:</w:t>
+      </w:r>
+    </w:p>
+    <w:p>
+      <w:pPr>
+        <w:numPr>
+          <w:ilvl w:val="0"/>
+          <w:numId w:val="5"/>
+        </w:numPr>
+      </w:pPr>
+      <w:r>
+        <w:t>annotated frames containing skeletal overlays,</w:t>
+      </w:r>
+    </w:p>
+    <w:p>
+      <w:pPr>
+        <w:numPr>
+          <w:ilvl w:val="0"/>
+          <w:numId w:val="5"/>
+        </w:numPr>
+      </w:pPr>
+      <w:r>
+        <w:t>structured keypoint coordinates,</w:t>
+      </w:r>
+    </w:p>
+    <w:p>
+      <w:pPr>
+        <w:numPr>
+          <w:ilvl w:val="0"/>
+          <w:numId w:val="5"/>
+        </w:numPr>
+      </w:pPr>
+      <w:r>
+        <w:t>confidence scores for each detected body joint.</w:t>
+      </w:r>
+    </w:p>
+    <w:p>
+      <w:r>
+        <w:t>The resulting CSV file stored the following information for each detected keypoint:</w:t>
+      </w:r>
+    </w:p>
+    <w:p>
+      <w:pPr>
+        <w:numPr>
+          <w:ilvl w:val="0"/>
+          <w:numId w:val="6"/>
+        </w:numPr>
+      </w:pPr>
+      <w:r>
+        <w:t>frame name,</w:t>
+      </w:r>
+    </w:p>
+    <w:p>
+      <w:pPr>
+        <w:numPr>
+          <w:ilvl w:val="0"/>
+          <w:numId w:val="6"/>
+        </w:numPr>
+      </w:pPr>
+      <w:r>
+        <w:t>person identifier,</w:t>
+      </w:r>
+    </w:p>
+    <w:p>
+      <w:pPr>
+        <w:numPr>
+          <w:ilvl w:val="0"/>
+          <w:numId w:val="6"/>
+        </w:numPr>
+      </w:pPr>
+      <w:r>
+        <w:t>keypoint identifier,</w:t>
+      </w:r>
+    </w:p>
+    <w:p>
+      <w:pPr>
+        <w:numPr>
+          <w:ilvl w:val="0"/>
+          <w:numId w:val="6"/>
+        </w:numPr>
+      </w:pPr>
+      <w:r>
+        <w:t>x coordinate,</w:t>
+      </w:r>
+    </w:p>
+    <w:p>
+      <w:pPr>
+        <w:numPr>
+          <w:ilvl w:val="0"/>
+          <w:numId w:val="6"/>
+        </w:numPr>
+      </w:pPr>
+      <w:r>
+        <w:t>y coordinate,</w:t>
+      </w:r>
+    </w:p>
+    <w:p>
+      <w:pPr>
+        <w:numPr>
+          <w:ilvl w:val="0"/>
+          <w:numId w:val="6"/>
+        </w:numPr>
+      </w:pPr>
+      <w:r>
+        <w:t>confidence score.</w:t>
+      </w:r>
+    </w:p>
+    <w:p>
+      <w:r>
+        <w:t>This stage is particularly important because the extracted skeletal representation becomes the primary input for all subsequent modules of the pipeline, including:</w:t>
+      </w:r>
+    </w:p>
+    <w:p>
+      <w:pPr>
+        <w:numPr>
+          <w:ilvl w:val="0"/>
+          <w:numId w:val="7"/>
+        </w:numPr>
+      </w:pPr>
+      <w:r>
+        <w:t>temporal smoothing,</w:t>
+      </w:r>
+    </w:p>
+    <w:p>
+      <w:pPr>
+        <w:numPr>
+          <w:ilvl w:val="0"/>
+          <w:numId w:val="7"/>
+        </w:numPr>
+      </w:pPr>
+      <w:r>
+        <w:t>3D pose reconstruction,</w:t>
+      </w:r>
+    </w:p>
+    <w:p>
+      <w:pPr>
+        <w:numPr>
+          <w:ilvl w:val="0"/>
+          <w:numId w:val="7"/>
+        </w:numPr>
+      </w:pPr>
+      <w:r>
+        <w:t>biomechanical feature extraction,</w:t>
+      </w:r>
+    </w:p>
+    <w:p>
+      <w:pPr>
+        <w:numPr>
+          <w:ilvl w:val="0"/>
+          <w:numId w:val="7"/>
+        </w:numPr>
+      </w:pPr>
+      <w:r>
+        <w:t>movement classification,</w:t>
+      </w:r>
+    </w:p>
+    <w:p>
+      <w:pPr>
+        <w:numPr>
+          <w:ilvl w:val="0"/>
+          <w:numId w:val="7"/>
+        </w:numPr>
+      </w:pPr>
+      <w:r>
+        <w:t>fatigue estimation,</w:t>
+      </w:r>
+    </w:p>
+    <w:p>
+      <w:pPr>
+        <w:numPr>
+          <w:ilvl w:val="0"/>
+          <w:numId w:val="7"/>
+        </w:numPr>
+      </w:pPr>
+      <w:r>
+        <w:t>and musculoskeletal risk analysis.</w:t>
+      </w:r>
+    </w:p>
+    <w:p>
+      <w:r>
+        <w:lastRenderedPageBreak/>
+        <w:t>The successful execution of this stage confirms that the project can transform raw sports video data into structured human motion representations suitable for advanced computer vision and biomechanics applications.</w:t>
+      </w:r>
+    </w:p>
+    <w:p>
+      <w:pPr>
+        <w:rPr>
+          <w:b/>
+          <w:bCs/>
+        </w:rPr>
+      </w:pPr>
+      <w:r>
+        <w:rPr>
+          <w:b/>
+          <w:bCs/>
+        </w:rPr>
+        <w:t>Technologies and Models Used</w:t>
+      </w:r>
+    </w:p>
+    <w:p>
+      <w:pPr>
+        <w:numPr>
+          <w:ilvl w:val="0"/>
+          <w:numId w:val="8"/>
+        </w:numPr>
+      </w:pPr>
+      <w:r>
+        <w:t>Python</w:t>
+      </w:r>
+    </w:p>
+    <w:p>
+      <w:pPr>
+        <w:numPr>
+          <w:ilvl w:val="0"/>
+          <w:numId w:val="8"/>
+        </w:numPr>
+      </w:pPr>
+      <w:r>
+        <w:t>OpenCV</w:t>
+      </w:r>
+    </w:p>
+    <w:p>
+      <w:pPr>
+        <w:numPr>
+          <w:ilvl w:val="0"/>
+          <w:numId w:val="8"/>
+        </w:numPr>
+      </w:pPr>
+      <w:r>
+        <w:t>RTMPose</w:t>
+      </w:r>
+    </w:p>
+    <w:p>
+      <w:pPr>
+        <w:numPr>
+          <w:ilvl w:val="0"/>
+          <w:numId w:val="8"/>
+        </w:numPr>
+      </w:pPr>
+      <w:r>
+        <w:t>YOLOX-M</w:t>
+      </w:r>
+    </w:p>
+    <w:p>
+      <w:pPr>
+        <w:numPr>
+          <w:ilvl w:val="0"/>
+          <w:numId w:val="8"/>
+        </w:numPr>
+      </w:pPr>
+      <w:r>
+        <w:t>RTMLib</w:t>
+      </w:r>
+    </w:p>
+    <w:p>
+      <w:pPr>
+        <w:numPr>
+          <w:ilvl w:val="0"/>
+          <w:numId w:val="8"/>
+        </w:numPr>
+      </w:pPr>
+      <w:r>
+        <w:t>ONNX Runtime</w:t>
+      </w:r>
+    </w:p>
+    <w:p>
+      <w:pPr>
+        <w:rPr>
+          <w:b/>
+          <w:bCs/>
+        </w:rPr>
+      </w:pPr>
+      <w:r>
+        <w:rPr>
+          <w:b/>
+          <w:bCs/>
+        </w:rPr>
+        <w:t>References</w:t>
+      </w:r>
+    </w:p>
+    <w:p>
+      <w:r>
+        <w:t>[1] RTMPose: Real-Time Multi-Person Pose Estimation. OpenMMLab.</w:t>
+      </w:r>
+      <w:r>
+        <w:br/>
+      </w:r>
+      <w:hyperlink r:id="rId5" w:history="1">
+        <w:r>
+          <w:rPr>
+            <w:rStyle w:val="Hyperlink"/>
+          </w:rPr>
+          <w:t>https://github.com/open-mmlab/mmpose</w:t>
+        </w:r>
+      </w:hyperlink>
+    </w:p>
+    <w:p>
+      <w:r>
+        <w:t>[2] YOLOX: Exceeding YOLO Series in 2021.</w:t>
+      </w:r>
+      <w:r>
+        <w:br/>
+      </w:r>
+      <w:hyperlink r:id="rId6" w:history="1">
+        <w:r>
+          <w:rPr>
+            <w:rStyle w:val="Hyperlink"/>
+          </w:rPr>
+          <w:t>https://arxiv.org/abs/2107.08430</w:t>
+        </w:r>
+      </w:hyperlink>
+    </w:p>
+    <w:p>
+      <w:r>
+        <w:t>[3] MMPose: OpenMMLab Pose Estimation Toolbox and Benchmark.</w:t>
+      </w:r>
+      <w:r>
+        <w:br/>
+      </w:r>
+      <w:hyperlink r:id="rId7" w:history="1">
+        <w:r>
+          <w:rPr>
+            <w:rStyle w:val="Hyperlink"/>
+          </w:rPr>
+          <w:t>https://github.com/open-mmlab/mmpose</w:t>
+        </w:r>
+      </w:hyperlink>
+    </w:p>
+    <w:p>
+      <w:r>
+        <w:t>[4] RTMLib Documentation.</w:t>
+      </w:r>
+      <w:r>
+        <w:br/>
+      </w:r>
+      <w:hyperlink r:id="rId8" w:history="1">
+        <w:r>
+          <w:rPr>
+            <w:rStyle w:val="Hyperlink"/>
+          </w:rPr>
+          <w:t>https://github.com/Tau-J/rtmlib</w:t>
+        </w:r>
+      </w:hyperlink>
     </w:p>
     <w:p>
       <w:pPr>
@@ -903,6 +1328,1227 @@
     </w:sectPr>
   </w:body>
 </w:document>
+</file>
+
+<file path=word/numbering.xml><?xml version="1.0" encoding="utf-8"?>
+<w:numbering xmlns:wpc="http://schemas.microsoft.com/office/word/2010/wordprocessingCanvas" xmlns:cx="http://schemas.microsoft.com/office/drawing/2014/chartex" xmlns:cx1="http://schemas.microsoft.com/office/drawing/2015/9/8/chartex" xmlns:cx2="http://schemas.microsoft.com/office/drawing/2015/10/21/chartex" xmlns:cx3="http://schemas.microsoft.com/office/drawing/2016/5/9/chartex" xmlns:cx4="http://schemas.microsoft.com/office/drawing/2016/5/10/chartex" xmlns:cx5="http://schemas.microsoft.com/office/drawing/2016/5/11/chartex" xmlns:cx6="http://schemas.microsoft.com/office/drawing/2016/5/12/chartex" xmlns:cx7="http://schemas.microsoft.com/office/drawing/2016/5/13/chartex" xmlns:cx8="http://schemas.microsoft.com/office/drawing/2016/5/14/chartex" xmlns:mc="http://schemas.openxmlformats.org/markup-compatibility/2006" xmlns:aink="http://schemas.microsoft.com/office/drawing/2016/ink" xmlns:am3d="http://schemas.microsoft.com/office/drawing/2017/model3d" xmlns:o="urn:schemas-microsoft-com:office:office" xmlns:oel="http://schemas.microsoft.com/office/2019/extlst" xmlns:r="http://schemas.openxmlformats.org/officeDocument/2006/relationships" xmlns:m="http://schemas.openxmlformats.org/officeDocument/2006/math" xmlns:v="urn:schemas-microsoft-com:vml" xmlns:wp14="http://schemas.microsoft.com/office/word/2010/wordprocessingDrawing" xmlns:wp="http://schemas.openxmlformats.org/drawingml/2006/wordprocessingDrawing" xmlns:w10="urn:schemas-microsoft-com:office:word" xmlns:w="http://schemas.openxmlformats.org/wordprocessingml/2006/main" xmlns:w14="http://schemas.microsoft.com/office/word/2010/wordml" xmlns:w15="http://schemas.microsoft.com/office/word/2012/wordml" xmlns:w16cex="http://schemas.microsoft.com/office/word/2018/wordml/cex" xmlns:w16cid="http://schemas.microsoft.com/office/word/2016/wordml/cid" xmlns:w16="http://schemas.microsoft.com/office/word/2018/wordml" xmlns:w16du="http://schemas.microsoft.com/office/word/2023/wordml/word16du" xmlns:w16sdtdh="http://schemas.microsoft.com/office/word/2020/wordml/sdtdatahash" xmlns:w16sdtfl="http://schemas.microsoft.com/office/word/2024/wordml/sdtformatlock" xmlns:w16se="http://schemas.microsoft.com/office/word/2015/wordml/symex" xmlns:wpg="http://schemas.microsoft.com/office/word/2010/wordprocessingGroup" xmlns:wpi="http://schemas.microsoft.com/office/word/2010/wordprocessingInk" xmlns:wne="http://schemas.microsoft.com/office/word/2006/wordml" xmlns:wps="http://schemas.microsoft.com/office/word/2010/wordprocessingShape" mc:Ignorable="w14 w15 w16se w16cid w16 w16cex w16sdtdh w16sdtfl w16du wp14">
+  <w:abstractNum w:abstractNumId="0" w15:restartNumberingAfterBreak="0">
+    <w:nsid w:val="0F0E402B"/>
+    <w:multiLevelType w:val="multilevel"/>
+    <w:tmpl w:val="C826F054"/>
+    <w:lvl w:ilvl="0">
+      <w:start w:val="1"/>
+      <w:numFmt w:val="bullet"/>
+      <w:lvlText w:val=""/>
+      <w:lvlJc w:val="left"/>
+      <w:pPr>
+        <w:tabs>
+          <w:tab w:val="num" w:pos="720"/>
+        </w:tabs>
+        <w:ind w:left="720" w:hanging="360"/>
+      </w:pPr>
+      <w:rPr>
+        <w:rFonts w:ascii="Symbol" w:hAnsi="Symbol" w:hint="default"/>
+        <w:sz w:val="20"/>
+      </w:rPr>
+    </w:lvl>
+    <w:lvl w:ilvl="1" w:tentative="1">
+      <w:start w:val="1"/>
+      <w:numFmt w:val="bullet"/>
+      <w:lvlText w:val="o"/>
+      <w:lvlJc w:val="left"/>
+      <w:pPr>
+        <w:tabs>
+          <w:tab w:val="num" w:pos="1440"/>
+        </w:tabs>
+        <w:ind w:left="1440" w:hanging="360"/>
+      </w:pPr>
+      <w:rPr>
+        <w:rFonts w:ascii="Courier New" w:hAnsi="Courier New" w:hint="default"/>
+        <w:sz w:val="20"/>
+      </w:rPr>
+    </w:lvl>
+    <w:lvl w:ilvl="2" w:tentative="1">
+      <w:start w:val="1"/>
+      <w:numFmt w:val="bullet"/>
+      <w:lvlText w:val=""/>
+      <w:lvlJc w:val="left"/>
+      <w:pPr>
+        <w:tabs>
+          <w:tab w:val="num" w:pos="2160"/>
+        </w:tabs>
+        <w:ind w:left="2160" w:hanging="360"/>
+      </w:pPr>
+      <w:rPr>
+        <w:rFonts w:ascii="Wingdings" w:hAnsi="Wingdings" w:hint="default"/>
+        <w:sz w:val="20"/>
+      </w:rPr>
+    </w:lvl>
+    <w:lvl w:ilvl="3" w:tentative="1">
+      <w:start w:val="1"/>
+      <w:numFmt w:val="bullet"/>
+      <w:lvlText w:val=""/>
+      <w:lvlJc w:val="left"/>
+      <w:pPr>
+        <w:tabs>
+          <w:tab w:val="num" w:pos="2880"/>
+        </w:tabs>
+        <w:ind w:left="2880" w:hanging="360"/>
+      </w:pPr>
+      <w:rPr>
+        <w:rFonts w:ascii="Wingdings" w:hAnsi="Wingdings" w:hint="default"/>
+        <w:sz w:val="20"/>
+      </w:rPr>
+    </w:lvl>
+    <w:lvl w:ilvl="4" w:tentative="1">
+      <w:start w:val="1"/>
+      <w:numFmt w:val="bullet"/>
+      <w:lvlText w:val=""/>
+      <w:lvlJc w:val="left"/>
+      <w:pPr>
+        <w:tabs>
+          <w:tab w:val="num" w:pos="3600"/>
+        </w:tabs>
+        <w:ind w:left="3600" w:hanging="360"/>
+      </w:pPr>
+      <w:rPr>
+        <w:rFonts w:ascii="Wingdings" w:hAnsi="Wingdings" w:hint="default"/>
+        <w:sz w:val="20"/>
+      </w:rPr>
+    </w:lvl>
+    <w:lvl w:ilvl="5" w:tentative="1">
+      <w:start w:val="1"/>
+      <w:numFmt w:val="bullet"/>
+      <w:lvlText w:val=""/>
+      <w:lvlJc w:val="left"/>
+      <w:pPr>
+        <w:tabs>
+          <w:tab w:val="num" w:pos="4320"/>
+        </w:tabs>
+        <w:ind w:left="4320" w:hanging="360"/>
+      </w:pPr>
+      <w:rPr>
+        <w:rFonts w:ascii="Wingdings" w:hAnsi="Wingdings" w:hint="default"/>
+        <w:sz w:val="20"/>
+      </w:rPr>
+    </w:lvl>
+    <w:lvl w:ilvl="6" w:tentative="1">
+      <w:start w:val="1"/>
+      <w:numFmt w:val="bullet"/>
+      <w:lvlText w:val=""/>
+      <w:lvlJc w:val="left"/>
+      <w:pPr>
+        <w:tabs>
+          <w:tab w:val="num" w:pos="5040"/>
+        </w:tabs>
+        <w:ind w:left="5040" w:hanging="360"/>
+      </w:pPr>
+      <w:rPr>
+        <w:rFonts w:ascii="Wingdings" w:hAnsi="Wingdings" w:hint="default"/>
+        <w:sz w:val="20"/>
+      </w:rPr>
+    </w:lvl>
+    <w:lvl w:ilvl="7" w:tentative="1">
+      <w:start w:val="1"/>
+      <w:numFmt w:val="bullet"/>
+      <w:lvlText w:val=""/>
+      <w:lvlJc w:val="left"/>
+      <w:pPr>
+        <w:tabs>
+          <w:tab w:val="num" w:pos="5760"/>
+        </w:tabs>
+        <w:ind w:left="5760" w:hanging="360"/>
+      </w:pPr>
+      <w:rPr>
+        <w:rFonts w:ascii="Wingdings" w:hAnsi="Wingdings" w:hint="default"/>
+        <w:sz w:val="20"/>
+      </w:rPr>
+    </w:lvl>
+    <w:lvl w:ilvl="8" w:tentative="1">
+      <w:start w:val="1"/>
+      <w:numFmt w:val="bullet"/>
+      <w:lvlText w:val=""/>
+      <w:lvlJc w:val="left"/>
+      <w:pPr>
+        <w:tabs>
+          <w:tab w:val="num" w:pos="6480"/>
+        </w:tabs>
+        <w:ind w:left="6480" w:hanging="360"/>
+      </w:pPr>
+      <w:rPr>
+        <w:rFonts w:ascii="Wingdings" w:hAnsi="Wingdings" w:hint="default"/>
+        <w:sz w:val="20"/>
+      </w:rPr>
+    </w:lvl>
+  </w:abstractNum>
+  <w:abstractNum w:abstractNumId="1" w15:restartNumberingAfterBreak="0">
+    <w:nsid w:val="135C5779"/>
+    <w:multiLevelType w:val="multilevel"/>
+    <w:tmpl w:val="FAD6AD4A"/>
+    <w:lvl w:ilvl="0">
+      <w:start w:val="1"/>
+      <w:numFmt w:val="bullet"/>
+      <w:lvlText w:val=""/>
+      <w:lvlJc w:val="left"/>
+      <w:pPr>
+        <w:tabs>
+          <w:tab w:val="num" w:pos="720"/>
+        </w:tabs>
+        <w:ind w:left="720" w:hanging="360"/>
+      </w:pPr>
+      <w:rPr>
+        <w:rFonts w:ascii="Symbol" w:hAnsi="Symbol" w:hint="default"/>
+        <w:sz w:val="20"/>
+      </w:rPr>
+    </w:lvl>
+    <w:lvl w:ilvl="1" w:tentative="1">
+      <w:start w:val="1"/>
+      <w:numFmt w:val="bullet"/>
+      <w:lvlText w:val="o"/>
+      <w:lvlJc w:val="left"/>
+      <w:pPr>
+        <w:tabs>
+          <w:tab w:val="num" w:pos="1440"/>
+        </w:tabs>
+        <w:ind w:left="1440" w:hanging="360"/>
+      </w:pPr>
+      <w:rPr>
+        <w:rFonts w:ascii="Courier New" w:hAnsi="Courier New" w:hint="default"/>
+        <w:sz w:val="20"/>
+      </w:rPr>
+    </w:lvl>
+    <w:lvl w:ilvl="2" w:tentative="1">
+      <w:start w:val="1"/>
+      <w:numFmt w:val="bullet"/>
+      <w:lvlText w:val=""/>
+      <w:lvlJc w:val="left"/>
+      <w:pPr>
+        <w:tabs>
+          <w:tab w:val="num" w:pos="2160"/>
+        </w:tabs>
+        <w:ind w:left="2160" w:hanging="360"/>
+      </w:pPr>
+      <w:rPr>
+        <w:rFonts w:ascii="Wingdings" w:hAnsi="Wingdings" w:hint="default"/>
+        <w:sz w:val="20"/>
+      </w:rPr>
+    </w:lvl>
+    <w:lvl w:ilvl="3" w:tentative="1">
+      <w:start w:val="1"/>
+      <w:numFmt w:val="bullet"/>
+      <w:lvlText w:val=""/>
+      <w:lvlJc w:val="left"/>
+      <w:pPr>
+        <w:tabs>
+          <w:tab w:val="num" w:pos="2880"/>
+        </w:tabs>
+        <w:ind w:left="2880" w:hanging="360"/>
+      </w:pPr>
+      <w:rPr>
+        <w:rFonts w:ascii="Wingdings" w:hAnsi="Wingdings" w:hint="default"/>
+        <w:sz w:val="20"/>
+      </w:rPr>
+    </w:lvl>
+    <w:lvl w:ilvl="4" w:tentative="1">
+      <w:start w:val="1"/>
+      <w:numFmt w:val="bullet"/>
+      <w:lvlText w:val=""/>
+      <w:lvlJc w:val="left"/>
+      <w:pPr>
+        <w:tabs>
+          <w:tab w:val="num" w:pos="3600"/>
+        </w:tabs>
+        <w:ind w:left="3600" w:hanging="360"/>
+      </w:pPr>
+      <w:rPr>
+        <w:rFonts w:ascii="Wingdings" w:hAnsi="Wingdings" w:hint="default"/>
+        <w:sz w:val="20"/>
+      </w:rPr>
+    </w:lvl>
+    <w:lvl w:ilvl="5" w:tentative="1">
+      <w:start w:val="1"/>
+      <w:numFmt w:val="bullet"/>
+      <w:lvlText w:val=""/>
+      <w:lvlJc w:val="left"/>
+      <w:pPr>
+        <w:tabs>
+          <w:tab w:val="num" w:pos="4320"/>
+        </w:tabs>
+        <w:ind w:left="4320" w:hanging="360"/>
+      </w:pPr>
+      <w:rPr>
+        <w:rFonts w:ascii="Wingdings" w:hAnsi="Wingdings" w:hint="default"/>
+        <w:sz w:val="20"/>
+      </w:rPr>
+    </w:lvl>
+    <w:lvl w:ilvl="6" w:tentative="1">
+      <w:start w:val="1"/>
+      <w:numFmt w:val="bullet"/>
+      <w:lvlText w:val=""/>
+      <w:lvlJc w:val="left"/>
+      <w:pPr>
+        <w:tabs>
+          <w:tab w:val="num" w:pos="5040"/>
+        </w:tabs>
+        <w:ind w:left="5040" w:hanging="360"/>
+      </w:pPr>
+      <w:rPr>
+        <w:rFonts w:ascii="Wingdings" w:hAnsi="Wingdings" w:hint="default"/>
+        <w:sz w:val="20"/>
+      </w:rPr>
+    </w:lvl>
+    <w:lvl w:ilvl="7" w:tentative="1">
+      <w:start w:val="1"/>
+      <w:numFmt w:val="bullet"/>
+      <w:lvlText w:val=""/>
+      <w:lvlJc w:val="left"/>
+      <w:pPr>
+        <w:tabs>
+          <w:tab w:val="num" w:pos="5760"/>
+        </w:tabs>
+        <w:ind w:left="5760" w:hanging="360"/>
+      </w:pPr>
+      <w:rPr>
+        <w:rFonts w:ascii="Wingdings" w:hAnsi="Wingdings" w:hint="default"/>
+        <w:sz w:val="20"/>
+      </w:rPr>
+    </w:lvl>
+    <w:lvl w:ilvl="8" w:tentative="1">
+      <w:start w:val="1"/>
+      <w:numFmt w:val="bullet"/>
+      <w:lvlText w:val=""/>
+      <w:lvlJc w:val="left"/>
+      <w:pPr>
+        <w:tabs>
+          <w:tab w:val="num" w:pos="6480"/>
+        </w:tabs>
+        <w:ind w:left="6480" w:hanging="360"/>
+      </w:pPr>
+      <w:rPr>
+        <w:rFonts w:ascii="Wingdings" w:hAnsi="Wingdings" w:hint="default"/>
+        <w:sz w:val="20"/>
+      </w:rPr>
+    </w:lvl>
+  </w:abstractNum>
+  <w:abstractNum w:abstractNumId="2" w15:restartNumberingAfterBreak="0">
+    <w:nsid w:val="15ED5693"/>
+    <w:multiLevelType w:val="multilevel"/>
+    <w:tmpl w:val="1584E4F0"/>
+    <w:lvl w:ilvl="0">
+      <w:start w:val="1"/>
+      <w:numFmt w:val="bullet"/>
+      <w:lvlText w:val=""/>
+      <w:lvlJc w:val="left"/>
+      <w:pPr>
+        <w:tabs>
+          <w:tab w:val="num" w:pos="720"/>
+        </w:tabs>
+        <w:ind w:left="720" w:hanging="360"/>
+      </w:pPr>
+      <w:rPr>
+        <w:rFonts w:ascii="Symbol" w:hAnsi="Symbol" w:hint="default"/>
+        <w:sz w:val="20"/>
+      </w:rPr>
+    </w:lvl>
+    <w:lvl w:ilvl="1" w:tentative="1">
+      <w:start w:val="1"/>
+      <w:numFmt w:val="bullet"/>
+      <w:lvlText w:val="o"/>
+      <w:lvlJc w:val="left"/>
+      <w:pPr>
+        <w:tabs>
+          <w:tab w:val="num" w:pos="1440"/>
+        </w:tabs>
+        <w:ind w:left="1440" w:hanging="360"/>
+      </w:pPr>
+      <w:rPr>
+        <w:rFonts w:ascii="Courier New" w:hAnsi="Courier New" w:hint="default"/>
+        <w:sz w:val="20"/>
+      </w:rPr>
+    </w:lvl>
+    <w:lvl w:ilvl="2" w:tentative="1">
+      <w:start w:val="1"/>
+      <w:numFmt w:val="bullet"/>
+      <w:lvlText w:val=""/>
+      <w:lvlJc w:val="left"/>
+      <w:pPr>
+        <w:tabs>
+          <w:tab w:val="num" w:pos="2160"/>
+        </w:tabs>
+        <w:ind w:left="2160" w:hanging="360"/>
+      </w:pPr>
+      <w:rPr>
+        <w:rFonts w:ascii="Wingdings" w:hAnsi="Wingdings" w:hint="default"/>
+        <w:sz w:val="20"/>
+      </w:rPr>
+    </w:lvl>
+    <w:lvl w:ilvl="3" w:tentative="1">
+      <w:start w:val="1"/>
+      <w:numFmt w:val="bullet"/>
+      <w:lvlText w:val=""/>
+      <w:lvlJc w:val="left"/>
+      <w:pPr>
+        <w:tabs>
+          <w:tab w:val="num" w:pos="2880"/>
+        </w:tabs>
+        <w:ind w:left="2880" w:hanging="360"/>
+      </w:pPr>
+      <w:rPr>
+        <w:rFonts w:ascii="Wingdings" w:hAnsi="Wingdings" w:hint="default"/>
+        <w:sz w:val="20"/>
+      </w:rPr>
+    </w:lvl>
+    <w:lvl w:ilvl="4" w:tentative="1">
+      <w:start w:val="1"/>
+      <w:numFmt w:val="bullet"/>
+      <w:lvlText w:val=""/>
+      <w:lvlJc w:val="left"/>
+      <w:pPr>
+        <w:tabs>
+          <w:tab w:val="num" w:pos="3600"/>
+        </w:tabs>
+        <w:ind w:left="3600" w:hanging="360"/>
+      </w:pPr>
+      <w:rPr>
+        <w:rFonts w:ascii="Wingdings" w:hAnsi="Wingdings" w:hint="default"/>
+        <w:sz w:val="20"/>
+      </w:rPr>
+    </w:lvl>
+    <w:lvl w:ilvl="5" w:tentative="1">
+      <w:start w:val="1"/>
+      <w:numFmt w:val="bullet"/>
+      <w:lvlText w:val=""/>
+      <w:lvlJc w:val="left"/>
+      <w:pPr>
+        <w:tabs>
+          <w:tab w:val="num" w:pos="4320"/>
+        </w:tabs>
+        <w:ind w:left="4320" w:hanging="360"/>
+      </w:pPr>
+      <w:rPr>
+        <w:rFonts w:ascii="Wingdings" w:hAnsi="Wingdings" w:hint="default"/>
+        <w:sz w:val="20"/>
+      </w:rPr>
+    </w:lvl>
+    <w:lvl w:ilvl="6" w:tentative="1">
+      <w:start w:val="1"/>
+      <w:numFmt w:val="bullet"/>
+      <w:lvlText w:val=""/>
+      <w:lvlJc w:val="left"/>
+      <w:pPr>
+        <w:tabs>
+          <w:tab w:val="num" w:pos="5040"/>
+        </w:tabs>
+        <w:ind w:left="5040" w:hanging="360"/>
+      </w:pPr>
+      <w:rPr>
+        <w:rFonts w:ascii="Wingdings" w:hAnsi="Wingdings" w:hint="default"/>
+        <w:sz w:val="20"/>
+      </w:rPr>
+    </w:lvl>
+    <w:lvl w:ilvl="7" w:tentative="1">
+      <w:start w:val="1"/>
+      <w:numFmt w:val="bullet"/>
+      <w:lvlText w:val=""/>
+      <w:lvlJc w:val="left"/>
+      <w:pPr>
+        <w:tabs>
+          <w:tab w:val="num" w:pos="5760"/>
+        </w:tabs>
+        <w:ind w:left="5760" w:hanging="360"/>
+      </w:pPr>
+      <w:rPr>
+        <w:rFonts w:ascii="Wingdings" w:hAnsi="Wingdings" w:hint="default"/>
+        <w:sz w:val="20"/>
+      </w:rPr>
+    </w:lvl>
+    <w:lvl w:ilvl="8" w:tentative="1">
+      <w:start w:val="1"/>
+      <w:numFmt w:val="bullet"/>
+      <w:lvlText w:val=""/>
+      <w:lvlJc w:val="left"/>
+      <w:pPr>
+        <w:tabs>
+          <w:tab w:val="num" w:pos="6480"/>
+        </w:tabs>
+        <w:ind w:left="6480" w:hanging="360"/>
+      </w:pPr>
+      <w:rPr>
+        <w:rFonts w:ascii="Wingdings" w:hAnsi="Wingdings" w:hint="default"/>
+        <w:sz w:val="20"/>
+      </w:rPr>
+    </w:lvl>
+  </w:abstractNum>
+  <w:abstractNum w:abstractNumId="3" w15:restartNumberingAfterBreak="0">
+    <w:nsid w:val="34392721"/>
+    <w:multiLevelType w:val="multilevel"/>
+    <w:tmpl w:val="BF7213AC"/>
+    <w:lvl w:ilvl="0">
+      <w:start w:val="1"/>
+      <w:numFmt w:val="bullet"/>
+      <w:lvlText w:val=""/>
+      <w:lvlJc w:val="left"/>
+      <w:pPr>
+        <w:tabs>
+          <w:tab w:val="num" w:pos="720"/>
+        </w:tabs>
+        <w:ind w:left="720" w:hanging="360"/>
+      </w:pPr>
+      <w:rPr>
+        <w:rFonts w:ascii="Symbol" w:hAnsi="Symbol" w:hint="default"/>
+        <w:sz w:val="20"/>
+      </w:rPr>
+    </w:lvl>
+    <w:lvl w:ilvl="1" w:tentative="1">
+      <w:start w:val="1"/>
+      <w:numFmt w:val="bullet"/>
+      <w:lvlText w:val="o"/>
+      <w:lvlJc w:val="left"/>
+      <w:pPr>
+        <w:tabs>
+          <w:tab w:val="num" w:pos="1440"/>
+        </w:tabs>
+        <w:ind w:left="1440" w:hanging="360"/>
+      </w:pPr>
+      <w:rPr>
+        <w:rFonts w:ascii="Courier New" w:hAnsi="Courier New" w:hint="default"/>
+        <w:sz w:val="20"/>
+      </w:rPr>
+    </w:lvl>
+    <w:lvl w:ilvl="2" w:tentative="1">
+      <w:start w:val="1"/>
+      <w:numFmt w:val="bullet"/>
+      <w:lvlText w:val=""/>
+      <w:lvlJc w:val="left"/>
+      <w:pPr>
+        <w:tabs>
+          <w:tab w:val="num" w:pos="2160"/>
+        </w:tabs>
+        <w:ind w:left="2160" w:hanging="360"/>
+      </w:pPr>
+      <w:rPr>
+        <w:rFonts w:ascii="Wingdings" w:hAnsi="Wingdings" w:hint="default"/>
+        <w:sz w:val="20"/>
+      </w:rPr>
+    </w:lvl>
+    <w:lvl w:ilvl="3" w:tentative="1">
+      <w:start w:val="1"/>
+      <w:numFmt w:val="bullet"/>
+      <w:lvlText w:val=""/>
+      <w:lvlJc w:val="left"/>
+      <w:pPr>
+        <w:tabs>
+          <w:tab w:val="num" w:pos="2880"/>
+        </w:tabs>
+        <w:ind w:left="2880" w:hanging="360"/>
+      </w:pPr>
+      <w:rPr>
+        <w:rFonts w:ascii="Wingdings" w:hAnsi="Wingdings" w:hint="default"/>
+        <w:sz w:val="20"/>
+      </w:rPr>
+    </w:lvl>
+    <w:lvl w:ilvl="4" w:tentative="1">
+      <w:start w:val="1"/>
+      <w:numFmt w:val="bullet"/>
+      <w:lvlText w:val=""/>
+      <w:lvlJc w:val="left"/>
+      <w:pPr>
+        <w:tabs>
+          <w:tab w:val="num" w:pos="3600"/>
+        </w:tabs>
+        <w:ind w:left="3600" w:hanging="360"/>
+      </w:pPr>
+      <w:rPr>
+        <w:rFonts w:ascii="Wingdings" w:hAnsi="Wingdings" w:hint="default"/>
+        <w:sz w:val="20"/>
+      </w:rPr>
+    </w:lvl>
+    <w:lvl w:ilvl="5" w:tentative="1">
+      <w:start w:val="1"/>
+      <w:numFmt w:val="bullet"/>
+      <w:lvlText w:val=""/>
+      <w:lvlJc w:val="left"/>
+      <w:pPr>
+        <w:tabs>
+          <w:tab w:val="num" w:pos="4320"/>
+        </w:tabs>
+        <w:ind w:left="4320" w:hanging="360"/>
+      </w:pPr>
+      <w:rPr>
+        <w:rFonts w:ascii="Wingdings" w:hAnsi="Wingdings" w:hint="default"/>
+        <w:sz w:val="20"/>
+      </w:rPr>
+    </w:lvl>
+    <w:lvl w:ilvl="6" w:tentative="1">
+      <w:start w:val="1"/>
+      <w:numFmt w:val="bullet"/>
+      <w:lvlText w:val=""/>
+      <w:lvlJc w:val="left"/>
+      <w:pPr>
+        <w:tabs>
+          <w:tab w:val="num" w:pos="5040"/>
+        </w:tabs>
+        <w:ind w:left="5040" w:hanging="360"/>
+      </w:pPr>
+      <w:rPr>
+        <w:rFonts w:ascii="Wingdings" w:hAnsi="Wingdings" w:hint="default"/>
+        <w:sz w:val="20"/>
+      </w:rPr>
+    </w:lvl>
+    <w:lvl w:ilvl="7" w:tentative="1">
+      <w:start w:val="1"/>
+      <w:numFmt w:val="bullet"/>
+      <w:lvlText w:val=""/>
+      <w:lvlJc w:val="left"/>
+      <w:pPr>
+        <w:tabs>
+          <w:tab w:val="num" w:pos="5760"/>
+        </w:tabs>
+        <w:ind w:left="5760" w:hanging="360"/>
+      </w:pPr>
+      <w:rPr>
+        <w:rFonts w:ascii="Wingdings" w:hAnsi="Wingdings" w:hint="default"/>
+        <w:sz w:val="20"/>
+      </w:rPr>
+    </w:lvl>
+    <w:lvl w:ilvl="8" w:tentative="1">
+      <w:start w:val="1"/>
+      <w:numFmt w:val="bullet"/>
+      <w:lvlText w:val=""/>
+      <w:lvlJc w:val="left"/>
+      <w:pPr>
+        <w:tabs>
+          <w:tab w:val="num" w:pos="6480"/>
+        </w:tabs>
+        <w:ind w:left="6480" w:hanging="360"/>
+      </w:pPr>
+      <w:rPr>
+        <w:rFonts w:ascii="Wingdings" w:hAnsi="Wingdings" w:hint="default"/>
+        <w:sz w:val="20"/>
+      </w:rPr>
+    </w:lvl>
+  </w:abstractNum>
+  <w:abstractNum w:abstractNumId="4" w15:restartNumberingAfterBreak="0">
+    <w:nsid w:val="3A562F3D"/>
+    <w:multiLevelType w:val="multilevel"/>
+    <w:tmpl w:val="DD5C8B6C"/>
+    <w:lvl w:ilvl="0">
+      <w:start w:val="1"/>
+      <w:numFmt w:val="bullet"/>
+      <w:lvlText w:val=""/>
+      <w:lvlJc w:val="left"/>
+      <w:pPr>
+        <w:tabs>
+          <w:tab w:val="num" w:pos="720"/>
+        </w:tabs>
+        <w:ind w:left="720" w:hanging="360"/>
+      </w:pPr>
+      <w:rPr>
+        <w:rFonts w:ascii="Symbol" w:hAnsi="Symbol" w:hint="default"/>
+        <w:sz w:val="20"/>
+      </w:rPr>
+    </w:lvl>
+    <w:lvl w:ilvl="1" w:tentative="1">
+      <w:start w:val="1"/>
+      <w:numFmt w:val="bullet"/>
+      <w:lvlText w:val="o"/>
+      <w:lvlJc w:val="left"/>
+      <w:pPr>
+        <w:tabs>
+          <w:tab w:val="num" w:pos="1440"/>
+        </w:tabs>
+        <w:ind w:left="1440" w:hanging="360"/>
+      </w:pPr>
+      <w:rPr>
+        <w:rFonts w:ascii="Courier New" w:hAnsi="Courier New" w:hint="default"/>
+        <w:sz w:val="20"/>
+      </w:rPr>
+    </w:lvl>
+    <w:lvl w:ilvl="2" w:tentative="1">
+      <w:start w:val="1"/>
+      <w:numFmt w:val="bullet"/>
+      <w:lvlText w:val=""/>
+      <w:lvlJc w:val="left"/>
+      <w:pPr>
+        <w:tabs>
+          <w:tab w:val="num" w:pos="2160"/>
+        </w:tabs>
+        <w:ind w:left="2160" w:hanging="360"/>
+      </w:pPr>
+      <w:rPr>
+        <w:rFonts w:ascii="Wingdings" w:hAnsi="Wingdings" w:hint="default"/>
+        <w:sz w:val="20"/>
+      </w:rPr>
+    </w:lvl>
+    <w:lvl w:ilvl="3" w:tentative="1">
+      <w:start w:val="1"/>
+      <w:numFmt w:val="bullet"/>
+      <w:lvlText w:val=""/>
+      <w:lvlJc w:val="left"/>
+      <w:pPr>
+        <w:tabs>
+          <w:tab w:val="num" w:pos="2880"/>
+        </w:tabs>
+        <w:ind w:left="2880" w:hanging="360"/>
+      </w:pPr>
+      <w:rPr>
+        <w:rFonts w:ascii="Wingdings" w:hAnsi="Wingdings" w:hint="default"/>
+        <w:sz w:val="20"/>
+      </w:rPr>
+    </w:lvl>
+    <w:lvl w:ilvl="4" w:tentative="1">
+      <w:start w:val="1"/>
+      <w:numFmt w:val="bullet"/>
+      <w:lvlText w:val=""/>
+      <w:lvlJc w:val="left"/>
+      <w:pPr>
+        <w:tabs>
+          <w:tab w:val="num" w:pos="3600"/>
+        </w:tabs>
+        <w:ind w:left="3600" w:hanging="360"/>
+      </w:pPr>
+      <w:rPr>
+        <w:rFonts w:ascii="Wingdings" w:hAnsi="Wingdings" w:hint="default"/>
+        <w:sz w:val="20"/>
+      </w:rPr>
+    </w:lvl>
+    <w:lvl w:ilvl="5" w:tentative="1">
+      <w:start w:val="1"/>
+      <w:numFmt w:val="bullet"/>
+      <w:lvlText w:val=""/>
+      <w:lvlJc w:val="left"/>
+      <w:pPr>
+        <w:tabs>
+          <w:tab w:val="num" w:pos="4320"/>
+        </w:tabs>
+        <w:ind w:left="4320" w:hanging="360"/>
+      </w:pPr>
+      <w:rPr>
+        <w:rFonts w:ascii="Wingdings" w:hAnsi="Wingdings" w:hint="default"/>
+        <w:sz w:val="20"/>
+      </w:rPr>
+    </w:lvl>
+    <w:lvl w:ilvl="6" w:tentative="1">
+      <w:start w:val="1"/>
+      <w:numFmt w:val="bullet"/>
+      <w:lvlText w:val=""/>
+      <w:lvlJc w:val="left"/>
+      <w:pPr>
+        <w:tabs>
+          <w:tab w:val="num" w:pos="5040"/>
+        </w:tabs>
+        <w:ind w:left="5040" w:hanging="360"/>
+      </w:pPr>
+      <w:rPr>
+        <w:rFonts w:ascii="Wingdings" w:hAnsi="Wingdings" w:hint="default"/>
+        <w:sz w:val="20"/>
+      </w:rPr>
+    </w:lvl>
+    <w:lvl w:ilvl="7" w:tentative="1">
+      <w:start w:val="1"/>
+      <w:numFmt w:val="bullet"/>
+      <w:lvlText w:val=""/>
+      <w:lvlJc w:val="left"/>
+      <w:pPr>
+        <w:tabs>
+          <w:tab w:val="num" w:pos="5760"/>
+        </w:tabs>
+        <w:ind w:left="5760" w:hanging="360"/>
+      </w:pPr>
+      <w:rPr>
+        <w:rFonts w:ascii="Wingdings" w:hAnsi="Wingdings" w:hint="default"/>
+        <w:sz w:val="20"/>
+      </w:rPr>
+    </w:lvl>
+    <w:lvl w:ilvl="8" w:tentative="1">
+      <w:start w:val="1"/>
+      <w:numFmt w:val="bullet"/>
+      <w:lvlText w:val=""/>
+      <w:lvlJc w:val="left"/>
+      <w:pPr>
+        <w:tabs>
+          <w:tab w:val="num" w:pos="6480"/>
+        </w:tabs>
+        <w:ind w:left="6480" w:hanging="360"/>
+      </w:pPr>
+      <w:rPr>
+        <w:rFonts w:ascii="Wingdings" w:hAnsi="Wingdings" w:hint="default"/>
+        <w:sz w:val="20"/>
+      </w:rPr>
+    </w:lvl>
+  </w:abstractNum>
+  <w:abstractNum w:abstractNumId="5" w15:restartNumberingAfterBreak="0">
+    <w:nsid w:val="46707F88"/>
+    <w:multiLevelType w:val="multilevel"/>
+    <w:tmpl w:val="B9162BCE"/>
+    <w:lvl w:ilvl="0">
+      <w:start w:val="1"/>
+      <w:numFmt w:val="bullet"/>
+      <w:lvlText w:val=""/>
+      <w:lvlJc w:val="left"/>
+      <w:pPr>
+        <w:tabs>
+          <w:tab w:val="num" w:pos="720"/>
+        </w:tabs>
+        <w:ind w:left="720" w:hanging="360"/>
+      </w:pPr>
+      <w:rPr>
+        <w:rFonts w:ascii="Symbol" w:hAnsi="Symbol" w:hint="default"/>
+        <w:sz w:val="20"/>
+      </w:rPr>
+    </w:lvl>
+    <w:lvl w:ilvl="1" w:tentative="1">
+      <w:start w:val="1"/>
+      <w:numFmt w:val="bullet"/>
+      <w:lvlText w:val="o"/>
+      <w:lvlJc w:val="left"/>
+      <w:pPr>
+        <w:tabs>
+          <w:tab w:val="num" w:pos="1440"/>
+        </w:tabs>
+        <w:ind w:left="1440" w:hanging="360"/>
+      </w:pPr>
+      <w:rPr>
+        <w:rFonts w:ascii="Courier New" w:hAnsi="Courier New" w:hint="default"/>
+        <w:sz w:val="20"/>
+      </w:rPr>
+    </w:lvl>
+    <w:lvl w:ilvl="2" w:tentative="1">
+      <w:start w:val="1"/>
+      <w:numFmt w:val="bullet"/>
+      <w:lvlText w:val=""/>
+      <w:lvlJc w:val="left"/>
+      <w:pPr>
+        <w:tabs>
+          <w:tab w:val="num" w:pos="2160"/>
+        </w:tabs>
+        <w:ind w:left="2160" w:hanging="360"/>
+      </w:pPr>
+      <w:rPr>
+        <w:rFonts w:ascii="Wingdings" w:hAnsi="Wingdings" w:hint="default"/>
+        <w:sz w:val="20"/>
+      </w:rPr>
+    </w:lvl>
+    <w:lvl w:ilvl="3" w:tentative="1">
+      <w:start w:val="1"/>
+      <w:numFmt w:val="bullet"/>
+      <w:lvlText w:val=""/>
+      <w:lvlJc w:val="left"/>
+      <w:pPr>
+        <w:tabs>
+          <w:tab w:val="num" w:pos="2880"/>
+        </w:tabs>
+        <w:ind w:left="2880" w:hanging="360"/>
+      </w:pPr>
+      <w:rPr>
+        <w:rFonts w:ascii="Wingdings" w:hAnsi="Wingdings" w:hint="default"/>
+        <w:sz w:val="20"/>
+      </w:rPr>
+    </w:lvl>
+    <w:lvl w:ilvl="4" w:tentative="1">
+      <w:start w:val="1"/>
+      <w:numFmt w:val="bullet"/>
+      <w:lvlText w:val=""/>
+      <w:lvlJc w:val="left"/>
+      <w:pPr>
+        <w:tabs>
+          <w:tab w:val="num" w:pos="3600"/>
+        </w:tabs>
+        <w:ind w:left="3600" w:hanging="360"/>
+      </w:pPr>
+      <w:rPr>
+        <w:rFonts w:ascii="Wingdings" w:hAnsi="Wingdings" w:hint="default"/>
+        <w:sz w:val="20"/>
+      </w:rPr>
+    </w:lvl>
+    <w:lvl w:ilvl="5" w:tentative="1">
+      <w:start w:val="1"/>
+      <w:numFmt w:val="bullet"/>
+      <w:lvlText w:val=""/>
+      <w:lvlJc w:val="left"/>
+      <w:pPr>
+        <w:tabs>
+          <w:tab w:val="num" w:pos="4320"/>
+        </w:tabs>
+        <w:ind w:left="4320" w:hanging="360"/>
+      </w:pPr>
+      <w:rPr>
+        <w:rFonts w:ascii="Wingdings" w:hAnsi="Wingdings" w:hint="default"/>
+        <w:sz w:val="20"/>
+      </w:rPr>
+    </w:lvl>
+    <w:lvl w:ilvl="6" w:tentative="1">
+      <w:start w:val="1"/>
+      <w:numFmt w:val="bullet"/>
+      <w:lvlText w:val=""/>
+      <w:lvlJc w:val="left"/>
+      <w:pPr>
+        <w:tabs>
+          <w:tab w:val="num" w:pos="5040"/>
+        </w:tabs>
+        <w:ind w:left="5040" w:hanging="360"/>
+      </w:pPr>
+      <w:rPr>
+        <w:rFonts w:ascii="Wingdings" w:hAnsi="Wingdings" w:hint="default"/>
+        <w:sz w:val="20"/>
+      </w:rPr>
+    </w:lvl>
+    <w:lvl w:ilvl="7" w:tentative="1">
+      <w:start w:val="1"/>
+      <w:numFmt w:val="bullet"/>
+      <w:lvlText w:val=""/>
+      <w:lvlJc w:val="left"/>
+      <w:pPr>
+        <w:tabs>
+          <w:tab w:val="num" w:pos="5760"/>
+        </w:tabs>
+        <w:ind w:left="5760" w:hanging="360"/>
+      </w:pPr>
+      <w:rPr>
+        <w:rFonts w:ascii="Wingdings" w:hAnsi="Wingdings" w:hint="default"/>
+        <w:sz w:val="20"/>
+      </w:rPr>
+    </w:lvl>
+    <w:lvl w:ilvl="8" w:tentative="1">
+      <w:start w:val="1"/>
+      <w:numFmt w:val="bullet"/>
+      <w:lvlText w:val=""/>
+      <w:lvlJc w:val="left"/>
+      <w:pPr>
+        <w:tabs>
+          <w:tab w:val="num" w:pos="6480"/>
+        </w:tabs>
+        <w:ind w:left="6480" w:hanging="360"/>
+      </w:pPr>
+      <w:rPr>
+        <w:rFonts w:ascii="Wingdings" w:hAnsi="Wingdings" w:hint="default"/>
+        <w:sz w:val="20"/>
+      </w:rPr>
+    </w:lvl>
+  </w:abstractNum>
+  <w:abstractNum w:abstractNumId="6" w15:restartNumberingAfterBreak="0">
+    <w:nsid w:val="509F27EF"/>
+    <w:multiLevelType w:val="multilevel"/>
+    <w:tmpl w:val="87460ECC"/>
+    <w:lvl w:ilvl="0">
+      <w:start w:val="1"/>
+      <w:numFmt w:val="bullet"/>
+      <w:lvlText w:val=""/>
+      <w:lvlJc w:val="left"/>
+      <w:pPr>
+        <w:tabs>
+          <w:tab w:val="num" w:pos="720"/>
+        </w:tabs>
+        <w:ind w:left="720" w:hanging="360"/>
+      </w:pPr>
+      <w:rPr>
+        <w:rFonts w:ascii="Symbol" w:hAnsi="Symbol" w:hint="default"/>
+        <w:sz w:val="20"/>
+      </w:rPr>
+    </w:lvl>
+    <w:lvl w:ilvl="1" w:tentative="1">
+      <w:start w:val="1"/>
+      <w:numFmt w:val="bullet"/>
+      <w:lvlText w:val="o"/>
+      <w:lvlJc w:val="left"/>
+      <w:pPr>
+        <w:tabs>
+          <w:tab w:val="num" w:pos="1440"/>
+        </w:tabs>
+        <w:ind w:left="1440" w:hanging="360"/>
+      </w:pPr>
+      <w:rPr>
+        <w:rFonts w:ascii="Courier New" w:hAnsi="Courier New" w:hint="default"/>
+        <w:sz w:val="20"/>
+      </w:rPr>
+    </w:lvl>
+    <w:lvl w:ilvl="2" w:tentative="1">
+      <w:start w:val="1"/>
+      <w:numFmt w:val="bullet"/>
+      <w:lvlText w:val=""/>
+      <w:lvlJc w:val="left"/>
+      <w:pPr>
+        <w:tabs>
+          <w:tab w:val="num" w:pos="2160"/>
+        </w:tabs>
+        <w:ind w:left="2160" w:hanging="360"/>
+      </w:pPr>
+      <w:rPr>
+        <w:rFonts w:ascii="Wingdings" w:hAnsi="Wingdings" w:hint="default"/>
+        <w:sz w:val="20"/>
+      </w:rPr>
+    </w:lvl>
+    <w:lvl w:ilvl="3" w:tentative="1">
+      <w:start w:val="1"/>
+      <w:numFmt w:val="bullet"/>
+      <w:lvlText w:val=""/>
+      <w:lvlJc w:val="left"/>
+      <w:pPr>
+        <w:tabs>
+          <w:tab w:val="num" w:pos="2880"/>
+        </w:tabs>
+        <w:ind w:left="2880" w:hanging="360"/>
+      </w:pPr>
+      <w:rPr>
+        <w:rFonts w:ascii="Wingdings" w:hAnsi="Wingdings" w:hint="default"/>
+        <w:sz w:val="20"/>
+      </w:rPr>
+    </w:lvl>
+    <w:lvl w:ilvl="4" w:tentative="1">
+      <w:start w:val="1"/>
+      <w:numFmt w:val="bullet"/>
+      <w:lvlText w:val=""/>
+      <w:lvlJc w:val="left"/>
+      <w:pPr>
+        <w:tabs>
+          <w:tab w:val="num" w:pos="3600"/>
+        </w:tabs>
+        <w:ind w:left="3600" w:hanging="360"/>
+      </w:pPr>
+      <w:rPr>
+        <w:rFonts w:ascii="Wingdings" w:hAnsi="Wingdings" w:hint="default"/>
+        <w:sz w:val="20"/>
+      </w:rPr>
+    </w:lvl>
+    <w:lvl w:ilvl="5" w:tentative="1">
+      <w:start w:val="1"/>
+      <w:numFmt w:val="bullet"/>
+      <w:lvlText w:val=""/>
+      <w:lvlJc w:val="left"/>
+      <w:pPr>
+        <w:tabs>
+          <w:tab w:val="num" w:pos="4320"/>
+        </w:tabs>
+        <w:ind w:left="4320" w:hanging="360"/>
+      </w:pPr>
+      <w:rPr>
+        <w:rFonts w:ascii="Wingdings" w:hAnsi="Wingdings" w:hint="default"/>
+        <w:sz w:val="20"/>
+      </w:rPr>
+    </w:lvl>
+    <w:lvl w:ilvl="6" w:tentative="1">
+      <w:start w:val="1"/>
+      <w:numFmt w:val="bullet"/>
+      <w:lvlText w:val=""/>
+      <w:lvlJc w:val="left"/>
+      <w:pPr>
+        <w:tabs>
+          <w:tab w:val="num" w:pos="5040"/>
+        </w:tabs>
+        <w:ind w:left="5040" w:hanging="360"/>
+      </w:pPr>
+      <w:rPr>
+        <w:rFonts w:ascii="Wingdings" w:hAnsi="Wingdings" w:hint="default"/>
+        <w:sz w:val="20"/>
+      </w:rPr>
+    </w:lvl>
+    <w:lvl w:ilvl="7" w:tentative="1">
+      <w:start w:val="1"/>
+      <w:numFmt w:val="bullet"/>
+      <w:lvlText w:val=""/>
+      <w:lvlJc w:val="left"/>
+      <w:pPr>
+        <w:tabs>
+          <w:tab w:val="num" w:pos="5760"/>
+        </w:tabs>
+        <w:ind w:left="5760" w:hanging="360"/>
+      </w:pPr>
+      <w:rPr>
+        <w:rFonts w:ascii="Wingdings" w:hAnsi="Wingdings" w:hint="default"/>
+        <w:sz w:val="20"/>
+      </w:rPr>
+    </w:lvl>
+    <w:lvl w:ilvl="8" w:tentative="1">
+      <w:start w:val="1"/>
+      <w:numFmt w:val="bullet"/>
+      <w:lvlText w:val=""/>
+      <w:lvlJc w:val="left"/>
+      <w:pPr>
+        <w:tabs>
+          <w:tab w:val="num" w:pos="6480"/>
+        </w:tabs>
+        <w:ind w:left="6480" w:hanging="360"/>
+      </w:pPr>
+      <w:rPr>
+        <w:rFonts w:ascii="Wingdings" w:hAnsi="Wingdings" w:hint="default"/>
+        <w:sz w:val="20"/>
+      </w:rPr>
+    </w:lvl>
+  </w:abstractNum>
+  <w:abstractNum w:abstractNumId="7" w15:restartNumberingAfterBreak="0">
+    <w:nsid w:val="738638FF"/>
+    <w:multiLevelType w:val="multilevel"/>
+    <w:tmpl w:val="A6EAF11C"/>
+    <w:lvl w:ilvl="0">
+      <w:start w:val="1"/>
+      <w:numFmt w:val="bullet"/>
+      <w:lvlText w:val=""/>
+      <w:lvlJc w:val="left"/>
+      <w:pPr>
+        <w:tabs>
+          <w:tab w:val="num" w:pos="720"/>
+        </w:tabs>
+        <w:ind w:left="720" w:hanging="360"/>
+      </w:pPr>
+      <w:rPr>
+        <w:rFonts w:ascii="Symbol" w:hAnsi="Symbol" w:hint="default"/>
+        <w:sz w:val="20"/>
+      </w:rPr>
+    </w:lvl>
+    <w:lvl w:ilvl="1" w:tentative="1">
+      <w:start w:val="1"/>
+      <w:numFmt w:val="bullet"/>
+      <w:lvlText w:val="o"/>
+      <w:lvlJc w:val="left"/>
+      <w:pPr>
+        <w:tabs>
+          <w:tab w:val="num" w:pos="1440"/>
+        </w:tabs>
+        <w:ind w:left="1440" w:hanging="360"/>
+      </w:pPr>
+      <w:rPr>
+        <w:rFonts w:ascii="Courier New" w:hAnsi="Courier New" w:hint="default"/>
+        <w:sz w:val="20"/>
+      </w:rPr>
+    </w:lvl>
+    <w:lvl w:ilvl="2" w:tentative="1">
+      <w:start w:val="1"/>
+      <w:numFmt w:val="bullet"/>
+      <w:lvlText w:val=""/>
+      <w:lvlJc w:val="left"/>
+      <w:pPr>
+        <w:tabs>
+          <w:tab w:val="num" w:pos="2160"/>
+        </w:tabs>
+        <w:ind w:left="2160" w:hanging="360"/>
+      </w:pPr>
+      <w:rPr>
+        <w:rFonts w:ascii="Wingdings" w:hAnsi="Wingdings" w:hint="default"/>
+        <w:sz w:val="20"/>
+      </w:rPr>
+    </w:lvl>
+    <w:lvl w:ilvl="3" w:tentative="1">
+      <w:start w:val="1"/>
+      <w:numFmt w:val="bullet"/>
+      <w:lvlText w:val=""/>
+      <w:lvlJc w:val="left"/>
+      <w:pPr>
+        <w:tabs>
+          <w:tab w:val="num" w:pos="2880"/>
+        </w:tabs>
+        <w:ind w:left="2880" w:hanging="360"/>
+      </w:pPr>
+      <w:rPr>
+        <w:rFonts w:ascii="Wingdings" w:hAnsi="Wingdings" w:hint="default"/>
+        <w:sz w:val="20"/>
+      </w:rPr>
+    </w:lvl>
+    <w:lvl w:ilvl="4" w:tentative="1">
+      <w:start w:val="1"/>
+      <w:numFmt w:val="bullet"/>
+      <w:lvlText w:val=""/>
+      <w:lvlJc w:val="left"/>
+      <w:pPr>
+        <w:tabs>
+          <w:tab w:val="num" w:pos="3600"/>
+        </w:tabs>
+        <w:ind w:left="3600" w:hanging="360"/>
+      </w:pPr>
+      <w:rPr>
+        <w:rFonts w:ascii="Wingdings" w:hAnsi="Wingdings" w:hint="default"/>
+        <w:sz w:val="20"/>
+      </w:rPr>
+    </w:lvl>
+    <w:lvl w:ilvl="5" w:tentative="1">
+      <w:start w:val="1"/>
+      <w:numFmt w:val="bullet"/>
+      <w:lvlText w:val=""/>
+      <w:lvlJc w:val="left"/>
+      <w:pPr>
+        <w:tabs>
+          <w:tab w:val="num" w:pos="4320"/>
+        </w:tabs>
+        <w:ind w:left="4320" w:hanging="360"/>
+      </w:pPr>
+      <w:rPr>
+        <w:rFonts w:ascii="Wingdings" w:hAnsi="Wingdings" w:hint="default"/>
+        <w:sz w:val="20"/>
+      </w:rPr>
+    </w:lvl>
+    <w:lvl w:ilvl="6" w:tentative="1">
+      <w:start w:val="1"/>
+      <w:numFmt w:val="bullet"/>
+      <w:lvlText w:val=""/>
+      <w:lvlJc w:val="left"/>
+      <w:pPr>
+        <w:tabs>
+          <w:tab w:val="num" w:pos="5040"/>
+        </w:tabs>
+        <w:ind w:left="5040" w:hanging="360"/>
+      </w:pPr>
+      <w:rPr>
+        <w:rFonts w:ascii="Wingdings" w:hAnsi="Wingdings" w:hint="default"/>
+        <w:sz w:val="20"/>
+      </w:rPr>
+    </w:lvl>
+    <w:lvl w:ilvl="7" w:tentative="1">
+      <w:start w:val="1"/>
+      <w:numFmt w:val="bullet"/>
+      <w:lvlText w:val=""/>
+      <w:lvlJc w:val="left"/>
+      <w:pPr>
+        <w:tabs>
+          <w:tab w:val="num" w:pos="5760"/>
+        </w:tabs>
+        <w:ind w:left="5760" w:hanging="360"/>
+      </w:pPr>
+      <w:rPr>
+        <w:rFonts w:ascii="Wingdings" w:hAnsi="Wingdings" w:hint="default"/>
+        <w:sz w:val="20"/>
+      </w:rPr>
+    </w:lvl>
+    <w:lvl w:ilvl="8" w:tentative="1">
+      <w:start w:val="1"/>
+      <w:numFmt w:val="bullet"/>
+      <w:lvlText w:val=""/>
+      <w:lvlJc w:val="left"/>
+      <w:pPr>
+        <w:tabs>
+          <w:tab w:val="num" w:pos="6480"/>
+        </w:tabs>
+        <w:ind w:left="6480" w:hanging="360"/>
+      </w:pPr>
+      <w:rPr>
+        <w:rFonts w:ascii="Wingdings" w:hAnsi="Wingdings" w:hint="default"/>
+        <w:sz w:val="20"/>
+      </w:rPr>
+    </w:lvl>
+  </w:abstractNum>
+  <w:num w:numId="1" w16cid:durableId="1164122731">
+    <w:abstractNumId w:val="1"/>
+  </w:num>
+  <w:num w:numId="2" w16cid:durableId="446240335">
+    <w:abstractNumId w:val="4"/>
+  </w:num>
+  <w:num w:numId="3" w16cid:durableId="618882086">
+    <w:abstractNumId w:val="0"/>
+  </w:num>
+  <w:num w:numId="4" w16cid:durableId="2026125982">
+    <w:abstractNumId w:val="6"/>
+  </w:num>
+  <w:num w:numId="5" w16cid:durableId="293104131">
+    <w:abstractNumId w:val="3"/>
+  </w:num>
+  <w:num w:numId="6" w16cid:durableId="4327544">
+    <w:abstractNumId w:val="5"/>
+  </w:num>
+  <w:num w:numId="7" w16cid:durableId="1023821501">
+    <w:abstractNumId w:val="2"/>
+  </w:num>
+  <w:num w:numId="8" w16cid:durableId="698548852">
+    <w:abstractNumId w:val="7"/>
+  </w:num>
+</w:numbering>
 </file>
 
 <file path=word/styles.xml><?xml version="1.0" encoding="utf-8"?>
@@ -1821,6 +3467,29 @@
       <w:spacing w:val="5"/>
     </w:rPr>
   </w:style>
+  <w:style w:type="character" w:styleId="Hyperlink">
+    <w:name w:val="Hyperlink"/>
+    <w:basedOn w:val="DefaultParagraphFont"/>
+    <w:uiPriority w:val="99"/>
+    <w:unhideWhenUsed/>
+    <w:rsid w:val="00B12103"/>
+    <w:rPr>
+      <w:color w:val="467886" w:themeColor="hyperlink"/>
+      <w:u w:val="single"/>
+    </w:rPr>
+  </w:style>
+  <w:style w:type="character" w:styleId="UnresolvedMention">
+    <w:name w:val="Unresolved Mention"/>
+    <w:basedOn w:val="DefaultParagraphFont"/>
+    <w:uiPriority w:val="99"/>
+    <w:semiHidden/>
+    <w:unhideWhenUsed/>
+    <w:rsid w:val="00B12103"/>
+    <w:rPr>
+      <w:color w:val="605E5C"/>
+      <w:shd w:val="clear" w:color="auto" w:fill="E1DFDD"/>
+    </w:rPr>
+  </w:style>
 </w:styles>
 </file>
 

--- a/preNote.docx
+++ b/preNote.docx
@@ -141,6 +141,14 @@
       <w:r>
         <w:t>Coach / Athlete Feedback Dashboard</w:t>
       </w:r>
+    </w:p>
+    <w:p>
+      <w:pPr>
+        <w:rPr>
+          <w:rtl/>
+          <w:lang w:val="en-US"/>
+        </w:rPr>
+      </w:pPr>
     </w:p>
     <w:p>
       <w:pPr>
@@ -191,7 +199,6 @@
                 <w:b/>
                 <w:bCs/>
               </w:rPr>
-              <w:lastRenderedPageBreak/>
               <w:t>  Layer  </w:t>
             </w:r>
           </w:p>
@@ -256,6 +263,7 @@
           </w:tcPr>
           <w:p>
             <w:r>
+              <w:lastRenderedPageBreak/>
               <w:t>Video I/O</w:t>
             </w:r>
           </w:p>
@@ -879,31 +887,222 @@
           <w:lang w:val="en-US"/>
         </w:rPr>
       </w:pPr>
-    </w:p>
-    <w:p>
-      <w:pPr>
-        <w:rPr>
-          <w:lang w:val="en-US"/>
-        </w:rPr>
-      </w:pPr>
-    </w:p>
-    <w:p>
-      <w:pPr>
-        <w:rPr>
-          <w:lang w:val="en-US"/>
-        </w:rPr>
-      </w:pPr>
-    </w:p>
-    <w:p>
-      <w:pPr>
-        <w:rPr>
-          <w:lang w:val="en-US"/>
-        </w:rPr>
-      </w:pPr>
-    </w:p>
-    <w:p>
-      <w:pPr>
-        <w:rPr>
+      <w:r>
+        <w:rPr>
+          <w:lang w:val="en-US"/>
+        </w:rPr>
+        <w:t xml:space="preserve">Two input </w:t>
+      </w:r>
+      <w:proofErr w:type="gramStart"/>
+      <w:r>
+        <w:rPr>
+          <w:lang w:val="en-US"/>
+        </w:rPr>
+        <w:t>approach</w:t>
+      </w:r>
+      <w:proofErr w:type="gramEnd"/>
+    </w:p>
+    <w:p>
+      <w:pPr>
+        <w:pStyle w:val="ListParagraph"/>
+        <w:numPr>
+          <w:ilvl w:val="0"/>
+          <w:numId w:val="9"/>
+        </w:numPr>
+        <w:rPr>
+          <w:lang w:val="en-US"/>
+        </w:rPr>
+      </w:pPr>
+      <w:r>
+        <w:rPr>
+          <w:lang w:val="en-US"/>
+        </w:rPr>
+        <w:t xml:space="preserve">First extract the frames on </w:t>
+      </w:r>
+      <w:proofErr w:type="spellStart"/>
+      <w:r>
+        <w:rPr>
+          <w:lang w:val="en-US"/>
+        </w:rPr>
+        <w:t>vedios</w:t>
+      </w:r>
+      <w:proofErr w:type="spellEnd"/>
+      <w:r>
+        <w:rPr>
+          <w:lang w:val="en-US"/>
+        </w:rPr>
+        <w:t xml:space="preserve"> and then </w:t>
+      </w:r>
+      <w:proofErr w:type="spellStart"/>
+      <w:r>
+        <w:rPr>
+          <w:lang w:val="en-US"/>
+        </w:rPr>
+        <w:t>alpy</w:t>
+      </w:r>
+      <w:proofErr w:type="spellEnd"/>
+      <w:r>
+        <w:rPr>
+          <w:lang w:val="en-US"/>
+        </w:rPr>
+        <w:t xml:space="preserve"> the estimation on the frame</w:t>
+      </w:r>
+    </w:p>
+    <w:p>
+      <w:pPr>
+        <w:pStyle w:val="ListParagraph"/>
+        <w:numPr>
+          <w:ilvl w:val="0"/>
+          <w:numId w:val="9"/>
+        </w:numPr>
+        <w:rPr>
+          <w:lang w:val="en-US"/>
+        </w:rPr>
+      </w:pPr>
+      <w:r>
+        <w:rPr>
+          <w:lang w:val="en-US"/>
+        </w:rPr>
+        <w:t>Do the live pos estimation</w:t>
+      </w:r>
+    </w:p>
+    <w:p>
+      <w:pPr>
+        <w:ind w:left="360"/>
+        <w:rPr>
+          <w:rFonts w:hint="cs"/>
+          <w:rtl/>
+          <w:lang w:val="en-US" w:bidi="fa-IR"/>
+        </w:rPr>
+      </w:pPr>
+    </w:p>
+    <w:p>
+      <w:pPr>
+        <w:rPr>
+          <w:rtl/>
+          <w:lang w:val="en-US"/>
+        </w:rPr>
+      </w:pPr>
+    </w:p>
+    <w:p>
+      <w:pPr>
+        <w:rPr>
+          <w:lang w:val="en-US"/>
+        </w:rPr>
+      </w:pPr>
+      <w:r>
+        <w:rPr>
+          <w:lang w:val="en-US"/>
+        </w:rPr>
+        <w:t xml:space="preserve">Two processing </w:t>
+      </w:r>
+      <w:proofErr w:type="gramStart"/>
+      <w:r>
+        <w:rPr>
+          <w:lang w:val="en-US"/>
+        </w:rPr>
+        <w:t>way</w:t>
+      </w:r>
+      <w:proofErr w:type="gramEnd"/>
+      <w:r>
+        <w:rPr>
+          <w:lang w:val="en-US"/>
+        </w:rPr>
+        <w:t>:</w:t>
+      </w:r>
+    </w:p>
+    <w:p>
+      <w:pPr>
+        <w:pStyle w:val="ListParagraph"/>
+        <w:numPr>
+          <w:ilvl w:val="0"/>
+          <w:numId w:val="10"/>
+        </w:numPr>
+        <w:rPr>
+          <w:lang w:val="en-US"/>
+        </w:rPr>
+      </w:pPr>
+      <w:r>
+        <w:rPr>
+          <w:lang w:val="en-US"/>
+        </w:rPr>
+        <w:t xml:space="preserve">With </w:t>
+      </w:r>
+      <w:proofErr w:type="spellStart"/>
+      <w:r>
+        <w:rPr>
+          <w:lang w:val="en-US"/>
+        </w:rPr>
+        <w:t>cpu</w:t>
+      </w:r>
+      <w:proofErr w:type="spellEnd"/>
+    </w:p>
+    <w:p>
+      <w:pPr>
+        <w:pStyle w:val="ListParagraph"/>
+        <w:numPr>
+          <w:ilvl w:val="0"/>
+          <w:numId w:val="10"/>
+        </w:numPr>
+        <w:rPr>
+          <w:lang w:val="en-US"/>
+        </w:rPr>
+      </w:pPr>
+      <w:r>
+        <w:rPr>
+          <w:lang w:val="en-US"/>
+        </w:rPr>
+        <w:t xml:space="preserve">With </w:t>
+      </w:r>
+      <w:proofErr w:type="spellStart"/>
+      <w:r>
+        <w:rPr>
+          <w:lang w:val="en-US"/>
+        </w:rPr>
+        <w:t>nvidia</w:t>
+      </w:r>
+      <w:proofErr w:type="spellEnd"/>
+      <w:r>
+        <w:rPr>
+          <w:lang w:val="en-US"/>
+        </w:rPr>
+        <w:t xml:space="preserve"> </w:t>
+      </w:r>
+      <w:proofErr w:type="spellStart"/>
+      <w:r>
+        <w:rPr>
+          <w:lang w:val="en-US"/>
+        </w:rPr>
+        <w:t>gpu</w:t>
+      </w:r>
+      <w:proofErr w:type="spellEnd"/>
+      <w:r>
+        <w:rPr>
+          <w:lang w:val="en-US"/>
+        </w:rPr>
+        <w:t xml:space="preserve"> (CUDA)</w:t>
+      </w:r>
+    </w:p>
+    <w:p>
+      <w:pPr>
+        <w:pStyle w:val="ListParagraph"/>
+        <w:rPr>
+          <w:lang w:val="en-US"/>
+        </w:rPr>
+      </w:pPr>
+    </w:p>
+    <w:p>
+      <w:pPr>
+        <w:rPr>
+          <w:rtl/>
+          <w:lang w:val="en-US"/>
+        </w:rPr>
+      </w:pPr>
+    </w:p>
+    <w:p>
+      <w:pPr>
+        <w:rPr>
+          <w:rtl/>
           <w:lang w:val="en-US"/>
         </w:rPr>
       </w:pPr>
@@ -948,7 +1147,6 @@
           <w:b/>
           <w:bCs/>
         </w:rPr>
-        <w:lastRenderedPageBreak/>
         <w:t>Stage 2: 2D Human Pose Estimation</w:t>
       </w:r>
     </w:p>
@@ -1315,6 +1513,407 @@
     </w:p>
     <w:p>
       <w:pPr>
+        <w:pBdr>
+          <w:bottom w:val="single" w:sz="6" w:space="1" w:color="auto"/>
+        </w:pBdr>
+        <w:rPr>
+          <w:rtl/>
+          <w:lang w:val="en-US"/>
+        </w:rPr>
+      </w:pPr>
+    </w:p>
+    <w:p>
+      <w:pPr>
+        <w:rPr>
+          <w:rtl/>
+          <w:lang w:val="en-US"/>
+        </w:rPr>
+      </w:pPr>
+    </w:p>
+    <w:p>
+      <w:r>
+        <w:rPr>
+          <w:rtl/>
+          <w:lang w:val="en-US"/>
+        </w:rPr>
+        <w:t xml:space="preserve">الان ازت میخوام کل پروژه رو یه ریپورت بنویسی برام خییلی علمی و اکادمیک </w:t>
+      </w:r>
+    </w:p>
+    <w:p>
+      <w:r>
+        <w:rPr>
+          <w:rtl/>
+          <w:lang w:val="en-US"/>
+        </w:rPr>
+        <w:t xml:space="preserve">معماری تا اینجا رو بگی </w:t>
+      </w:r>
+    </w:p>
+    <w:p>
+      <w:r>
+        <w:rPr>
+          <w:rtl/>
+          <w:lang w:val="en-US"/>
+        </w:rPr>
+        <w:t xml:space="preserve">تک تک مراحل و لایه ها و چرا از این مدل ها و چرا با این پارامتر ها استفاده شده </w:t>
+      </w:r>
+    </w:p>
+    <w:p>
+      <w:r>
+        <w:rPr>
+          <w:rtl/>
+          <w:lang w:val="en-US"/>
+        </w:rPr>
+        <w:t>اول اینکه نوع نوشتار ساده باشه و انسانی و اینکه این برای دانشگاه هست و استفاده علمی و باید تک تک بند ها رو رفرنس بزنی</w:t>
+      </w:r>
+    </w:p>
+    <w:p>
+      <w:r>
+        <w:rPr>
+          <w:rtl/>
+          <w:lang w:val="en-US"/>
+        </w:rPr>
+        <w:t xml:space="preserve">نیاز نیست که متن زیاد باشه </w:t>
+      </w:r>
+    </w:p>
+    <w:p>
+      <w:pPr>
+        <w:rPr>
+          <w:rtl/>
+          <w:lang w:val="en-US"/>
+        </w:rPr>
+      </w:pPr>
+      <w:r>
+        <w:rPr>
+          <w:rtl/>
+          <w:lang w:val="en-US"/>
+        </w:rPr>
+        <w:t xml:space="preserve">کم باشه ولی تک تک جملات رفرنس معتبر داشته باشن </w:t>
+      </w:r>
+    </w:p>
+    <w:p>
+      <w:pPr>
+        <w:rPr>
+          <w:rtl/>
+          <w:lang w:val="en-US"/>
+        </w:rPr>
+      </w:pPr>
+    </w:p>
+    <w:p>
+      <w:pPr>
+        <w:bidi/>
+        <w:rPr>
+          <w:rtl/>
+          <w:lang w:val="en-US"/>
+        </w:rPr>
+      </w:pPr>
+    </w:p>
+    <w:p>
+      <w:pPr>
+        <w:bidi/>
+        <w:rPr>
+          <w:sz w:val="32"/>
+          <w:szCs w:val="32"/>
+          <w:rtl/>
+        </w:rPr>
+      </w:pPr>
+    </w:p>
+    <w:p>
+      <w:pPr>
+        <w:bidi/>
+        <w:rPr>
+          <w:sz w:val="32"/>
+          <w:szCs w:val="32"/>
+          <w:rtl/>
+        </w:rPr>
+      </w:pPr>
+    </w:p>
+    <w:p>
+      <w:pPr>
+        <w:bidi/>
+        <w:rPr>
+          <w:sz w:val="32"/>
+          <w:szCs w:val="32"/>
+        </w:rPr>
+      </w:pPr>
+    </w:p>
+    <w:p>
+      <w:pPr>
+        <w:bidi/>
+        <w:rPr>
+          <w:sz w:val="32"/>
+          <w:szCs w:val="32"/>
+        </w:rPr>
+      </w:pPr>
+      <w:r>
+        <w:rPr>
+          <w:sz w:val="32"/>
+          <w:szCs w:val="32"/>
+          <w:rtl/>
+          <w:lang w:val="en-US"/>
+        </w:rPr>
+        <w:t>یعنی ما مستقیم فقط</w:t>
+      </w:r>
+      <w:r>
+        <w:rPr>
+          <w:sz w:val="32"/>
+          <w:szCs w:val="32"/>
+        </w:rPr>
+        <w:t xml:space="preserve"> </w:t>
+      </w:r>
+      <w:r>
+        <w:rPr>
+          <w:rFonts w:hint="cs"/>
+          <w:sz w:val="32"/>
+          <w:szCs w:val="32"/>
+          <w:rtl/>
+        </w:rPr>
+        <w:t xml:space="preserve">پوز </w:t>
+      </w:r>
+      <w:r>
+        <w:rPr>
+          <w:sz w:val="32"/>
+          <w:szCs w:val="32"/>
+        </w:rPr>
+        <w:t xml:space="preserve"> </w:t>
+      </w:r>
+      <w:r>
+        <w:rPr>
+          <w:sz w:val="32"/>
+          <w:szCs w:val="32"/>
+          <w:rtl/>
+          <w:lang w:val="en-US"/>
+        </w:rPr>
+        <w:t>نمی‌زنیم</w:t>
+      </w:r>
+      <w:r>
+        <w:rPr>
+          <w:sz w:val="32"/>
+          <w:szCs w:val="32"/>
+        </w:rPr>
+        <w:t xml:space="preserve">. </w:t>
+      </w:r>
+      <w:r>
+        <w:rPr>
+          <w:rFonts w:hint="cs"/>
+          <w:sz w:val="32"/>
+          <w:szCs w:val="32"/>
+          <w:rtl/>
+        </w:rPr>
+        <w:t>ارتی ام لیب</w:t>
+      </w:r>
+      <w:r>
+        <w:rPr>
+          <w:sz w:val="32"/>
+          <w:szCs w:val="32"/>
+        </w:rPr>
+        <w:t xml:space="preserve"> </w:t>
+      </w:r>
+      <w:r>
+        <w:rPr>
+          <w:sz w:val="32"/>
+          <w:szCs w:val="32"/>
+          <w:rtl/>
+          <w:lang w:val="en-US"/>
+        </w:rPr>
+        <w:t>اول آدم‌ها را</w:t>
+      </w:r>
+      <w:r>
+        <w:rPr>
+          <w:sz w:val="32"/>
+          <w:szCs w:val="32"/>
+        </w:rPr>
+        <w:t xml:space="preserve"> </w:t>
+      </w:r>
+      <w:r>
+        <w:rPr>
+          <w:rFonts w:hint="cs"/>
+          <w:sz w:val="32"/>
+          <w:szCs w:val="32"/>
+          <w:rtl/>
+        </w:rPr>
+        <w:t>دتکت</w:t>
+      </w:r>
+      <w:r>
+        <w:rPr>
+          <w:sz w:val="32"/>
+          <w:szCs w:val="32"/>
+        </w:rPr>
+        <w:t xml:space="preserve"> </w:t>
+      </w:r>
+      <w:r>
+        <w:rPr>
+          <w:sz w:val="32"/>
+          <w:szCs w:val="32"/>
+          <w:rtl/>
+          <w:lang w:val="en-US"/>
+        </w:rPr>
+        <w:t>می‌کند، بعد برای هر آدم</w:t>
+      </w:r>
+      <w:r>
+        <w:rPr>
+          <w:sz w:val="32"/>
+          <w:szCs w:val="32"/>
+        </w:rPr>
+        <w:t xml:space="preserve"> </w:t>
+      </w:r>
+      <w:r>
+        <w:rPr>
+          <w:rFonts w:hint="cs"/>
+          <w:sz w:val="32"/>
+          <w:szCs w:val="32"/>
+          <w:rtl/>
+        </w:rPr>
+        <w:t>پوز</w:t>
+      </w:r>
+      <w:r>
+        <w:rPr>
+          <w:sz w:val="32"/>
+          <w:szCs w:val="32"/>
+        </w:rPr>
+        <w:t xml:space="preserve"> </w:t>
+      </w:r>
+      <w:r>
+        <w:rPr>
+          <w:sz w:val="32"/>
+          <w:szCs w:val="32"/>
+          <w:rtl/>
+          <w:lang w:val="en-US"/>
+        </w:rPr>
+        <w:t>تخمین می‌زند</w:t>
+      </w:r>
+      <w:r>
+        <w:rPr>
+          <w:sz w:val="32"/>
+          <w:szCs w:val="32"/>
+        </w:rPr>
+        <w:t>.</w:t>
+      </w:r>
+    </w:p>
+    <w:p>
+      <w:pPr>
+        <w:rPr>
+          <w:sz w:val="32"/>
+          <w:szCs w:val="32"/>
+        </w:rPr>
+      </w:pPr>
+      <w:r>
+        <w:rPr>
+          <w:sz w:val="32"/>
+          <w:szCs w:val="32"/>
+          <w:rtl/>
+          <w:lang w:val="en-US"/>
+        </w:rPr>
+        <w:t>اما چون</w:t>
+      </w:r>
+      <w:r>
+        <w:rPr>
+          <w:sz w:val="32"/>
+          <w:szCs w:val="32"/>
+        </w:rPr>
+        <w:t xml:space="preserve"> </w:t>
+      </w:r>
+      <w:r>
+        <w:rPr>
+          <w:rFonts w:hint="cs"/>
+          <w:sz w:val="32"/>
+          <w:szCs w:val="32"/>
+          <w:rtl/>
+        </w:rPr>
+        <w:t>دتکشن</w:t>
+      </w:r>
+      <w:r>
+        <w:rPr>
+          <w:sz w:val="32"/>
+          <w:szCs w:val="32"/>
+        </w:rPr>
+        <w:t xml:space="preserve"> </w:t>
+      </w:r>
+      <w:r>
+        <w:rPr>
+          <w:sz w:val="32"/>
+          <w:szCs w:val="32"/>
+          <w:rtl/>
+          <w:lang w:val="en-US"/>
+        </w:rPr>
+        <w:t>داخل </w:t>
+      </w:r>
+      <w:r>
+        <w:rPr>
+          <w:rFonts w:hint="cs"/>
+          <w:sz w:val="32"/>
+          <w:szCs w:val="32"/>
+          <w:rtl/>
+          <w:lang w:val="en-US"/>
+        </w:rPr>
+        <w:t xml:space="preserve"> </w:t>
+      </w:r>
+      <w:r>
+        <w:rPr>
+          <w:rFonts w:hint="cs"/>
+          <w:sz w:val="32"/>
+          <w:szCs w:val="32"/>
+          <w:rtl/>
+        </w:rPr>
+        <w:t>ار تی ام بادی</w:t>
+      </w:r>
+      <w:r>
+        <w:rPr>
+          <w:sz w:val="32"/>
+          <w:szCs w:val="32"/>
+        </w:rPr>
+        <w:t> </w:t>
+      </w:r>
+      <w:r>
+        <w:rPr>
+          <w:sz w:val="32"/>
+          <w:szCs w:val="32"/>
+          <w:rtl/>
+          <w:lang w:val="en-US"/>
+        </w:rPr>
+        <w:t>انجام می‌شود، کد فعلی فقط خروجی نهایی</w:t>
+      </w:r>
+      <w:r>
+        <w:rPr>
+          <w:sz w:val="32"/>
+          <w:szCs w:val="32"/>
+        </w:rPr>
+        <w:t xml:space="preserve"> </w:t>
+      </w:r>
+      <w:r>
+        <w:rPr>
+          <w:rFonts w:hint="cs"/>
+          <w:sz w:val="32"/>
+          <w:szCs w:val="32"/>
+          <w:rtl/>
+        </w:rPr>
+        <w:t>پوز</w:t>
+      </w:r>
+      <w:r>
+        <w:rPr>
+          <w:sz w:val="32"/>
+          <w:szCs w:val="32"/>
+        </w:rPr>
+        <w:t xml:space="preserve"> </w:t>
+      </w:r>
+      <w:r>
+        <w:rPr>
+          <w:sz w:val="32"/>
+          <w:szCs w:val="32"/>
+          <w:rtl/>
+          <w:lang w:val="en-US"/>
+        </w:rPr>
+        <w:t>را می‌گیرد</w:t>
+      </w:r>
+      <w:r>
+        <w:rPr>
+          <w:sz w:val="32"/>
+          <w:szCs w:val="32"/>
+        </w:rPr>
+        <w:t>:</w:t>
+      </w:r>
+    </w:p>
+    <w:p>
+      <w:pPr>
         <w:rPr>
           <w:lang w:val="en-US"/>
         </w:rPr>
@@ -1322,7 +1921,7 @@
     </w:p>
     <w:sectPr>
       <w:pgSz w:w="11906" w:h="16838"/>
-      <w:pgMar w:top="1440" w:right="1440" w:bottom="1440" w:left="1440" w:header="708" w:footer="708" w:gutter="0"/>
+      <w:pgMar w:top="1440" w:right="1440" w:bottom="270" w:left="1440" w:header="708" w:footer="708" w:gutter="0"/>
       <w:cols w:space="708"/>
       <w:docGrid w:linePitch="360"/>
     </w:sectPr>
@@ -1780,6 +2379,95 @@
     </w:lvl>
   </w:abstractNum>
   <w:abstractNum w:abstractNumId="3" w15:restartNumberingAfterBreak="0">
+    <w:nsid w:val="337B39D2"/>
+    <w:multiLevelType w:val="hybridMultilevel"/>
+    <w:tmpl w:val="442A8188"/>
+    <w:lvl w:ilvl="0" w:tplc="1000000F">
+      <w:start w:val="1"/>
+      <w:numFmt w:val="decimal"/>
+      <w:lvlText w:val="%1."/>
+      <w:lvlJc w:val="left"/>
+      <w:pPr>
+        <w:ind w:left="720" w:hanging="360"/>
+      </w:pPr>
+      <w:rPr>
+        <w:rFonts w:hint="default"/>
+      </w:rPr>
+    </w:lvl>
+    <w:lvl w:ilvl="1" w:tplc="10000019" w:tentative="1">
+      <w:start w:val="1"/>
+      <w:numFmt w:val="lowerLetter"/>
+      <w:lvlText w:val="%2."/>
+      <w:lvlJc w:val="left"/>
+      <w:pPr>
+        <w:ind w:left="1440" w:hanging="360"/>
+      </w:pPr>
+    </w:lvl>
+    <w:lvl w:ilvl="2" w:tplc="1000001B" w:tentative="1">
+      <w:start w:val="1"/>
+      <w:numFmt w:val="lowerRoman"/>
+      <w:lvlText w:val="%3."/>
+      <w:lvlJc w:val="right"/>
+      <w:pPr>
+        <w:ind w:left="2160" w:hanging="180"/>
+      </w:pPr>
+    </w:lvl>
+    <w:lvl w:ilvl="3" w:tplc="1000000F" w:tentative="1">
+      <w:start w:val="1"/>
+      <w:numFmt w:val="decimal"/>
+      <w:lvlText w:val="%4."/>
+      <w:lvlJc w:val="left"/>
+      <w:pPr>
+        <w:ind w:left="2880" w:hanging="360"/>
+      </w:pPr>
+    </w:lvl>
+    <w:lvl w:ilvl="4" w:tplc="10000019" w:tentative="1">
+      <w:start w:val="1"/>
+      <w:numFmt w:val="lowerLetter"/>
+      <w:lvlText w:val="%5."/>
+      <w:lvlJc w:val="left"/>
+      <w:pPr>
+        <w:ind w:left="3600" w:hanging="360"/>
+      </w:pPr>
+    </w:lvl>
+    <w:lvl w:ilvl="5" w:tplc="1000001B" w:tentative="1">
+      <w:start w:val="1"/>
+      <w:numFmt w:val="lowerRoman"/>
+      <w:lvlText w:val="%6."/>
+      <w:lvlJc w:val="right"/>
+      <w:pPr>
+        <w:ind w:left="4320" w:hanging="180"/>
+      </w:pPr>
+    </w:lvl>
+    <w:lvl w:ilvl="6" w:tplc="1000000F" w:tentative="1">
+      <w:start w:val="1"/>
+      <w:numFmt w:val="decimal"/>
+      <w:lvlText w:val="%7."/>
+      <w:lvlJc w:val="left"/>
+      <w:pPr>
+        <w:ind w:left="5040" w:hanging="360"/>
+      </w:pPr>
+    </w:lvl>
+    <w:lvl w:ilvl="7" w:tplc="10000019" w:tentative="1">
+      <w:start w:val="1"/>
+      <w:numFmt w:val="lowerLetter"/>
+      <w:lvlText w:val="%8."/>
+      <w:lvlJc w:val="left"/>
+      <w:pPr>
+        <w:ind w:left="5760" w:hanging="360"/>
+      </w:pPr>
+    </w:lvl>
+    <w:lvl w:ilvl="8" w:tplc="1000001B" w:tentative="1">
+      <w:start w:val="1"/>
+      <w:numFmt w:val="lowerRoman"/>
+      <w:lvlText w:val="%9."/>
+      <w:lvlJc w:val="right"/>
+      <w:pPr>
+        <w:ind w:left="6480" w:hanging="180"/>
+      </w:pPr>
+    </w:lvl>
+  </w:abstractNum>
+  <w:abstractNum w:abstractNumId="4" w15:restartNumberingAfterBreak="0">
     <w:nsid w:val="34392721"/>
     <w:multiLevelType w:val="multilevel"/>
     <w:tmpl w:val="BF7213AC"/>
@@ -1928,7 +2616,7 @@
       </w:rPr>
     </w:lvl>
   </w:abstractNum>
-  <w:abstractNum w:abstractNumId="4" w15:restartNumberingAfterBreak="0">
+  <w:abstractNum w:abstractNumId="5" w15:restartNumberingAfterBreak="0">
     <w:nsid w:val="3A562F3D"/>
     <w:multiLevelType w:val="multilevel"/>
     <w:tmpl w:val="DD5C8B6C"/>
@@ -2077,7 +2765,96 @@
       </w:rPr>
     </w:lvl>
   </w:abstractNum>
-  <w:abstractNum w:abstractNumId="5" w15:restartNumberingAfterBreak="0">
+  <w:abstractNum w:abstractNumId="6" w15:restartNumberingAfterBreak="0">
+    <w:nsid w:val="45CE200C"/>
+    <w:multiLevelType w:val="hybridMultilevel"/>
+    <w:tmpl w:val="57802D2E"/>
+    <w:lvl w:ilvl="0" w:tplc="1000000F">
+      <w:start w:val="1"/>
+      <w:numFmt w:val="decimal"/>
+      <w:lvlText w:val="%1."/>
+      <w:lvlJc w:val="left"/>
+      <w:pPr>
+        <w:ind w:left="720" w:hanging="360"/>
+      </w:pPr>
+      <w:rPr>
+        <w:rFonts w:hint="default"/>
+      </w:rPr>
+    </w:lvl>
+    <w:lvl w:ilvl="1" w:tplc="10000019" w:tentative="1">
+      <w:start w:val="1"/>
+      <w:numFmt w:val="lowerLetter"/>
+      <w:lvlText w:val="%2."/>
+      <w:lvlJc w:val="left"/>
+      <w:pPr>
+        <w:ind w:left="1440" w:hanging="360"/>
+      </w:pPr>
+    </w:lvl>
+    <w:lvl w:ilvl="2" w:tplc="1000001B" w:tentative="1">
+      <w:start w:val="1"/>
+      <w:numFmt w:val="lowerRoman"/>
+      <w:lvlText w:val="%3."/>
+      <w:lvlJc w:val="right"/>
+      <w:pPr>
+        <w:ind w:left="2160" w:hanging="180"/>
+      </w:pPr>
+    </w:lvl>
+    <w:lvl w:ilvl="3" w:tplc="1000000F" w:tentative="1">
+      <w:start w:val="1"/>
+      <w:numFmt w:val="decimal"/>
+      <w:lvlText w:val="%4."/>
+      <w:lvlJc w:val="left"/>
+      <w:pPr>
+        <w:ind w:left="2880" w:hanging="360"/>
+      </w:pPr>
+    </w:lvl>
+    <w:lvl w:ilvl="4" w:tplc="10000019" w:tentative="1">
+      <w:start w:val="1"/>
+      <w:numFmt w:val="lowerLetter"/>
+      <w:lvlText w:val="%5."/>
+      <w:lvlJc w:val="left"/>
+      <w:pPr>
+        <w:ind w:left="3600" w:hanging="360"/>
+      </w:pPr>
+    </w:lvl>
+    <w:lvl w:ilvl="5" w:tplc="1000001B" w:tentative="1">
+      <w:start w:val="1"/>
+      <w:numFmt w:val="lowerRoman"/>
+      <w:lvlText w:val="%6."/>
+      <w:lvlJc w:val="right"/>
+      <w:pPr>
+        <w:ind w:left="4320" w:hanging="180"/>
+      </w:pPr>
+    </w:lvl>
+    <w:lvl w:ilvl="6" w:tplc="1000000F" w:tentative="1">
+      <w:start w:val="1"/>
+      <w:numFmt w:val="decimal"/>
+      <w:lvlText w:val="%7."/>
+      <w:lvlJc w:val="left"/>
+      <w:pPr>
+        <w:ind w:left="5040" w:hanging="360"/>
+      </w:pPr>
+    </w:lvl>
+    <w:lvl w:ilvl="7" w:tplc="10000019" w:tentative="1">
+      <w:start w:val="1"/>
+      <w:numFmt w:val="lowerLetter"/>
+      <w:lvlText w:val="%8."/>
+      <w:lvlJc w:val="left"/>
+      <w:pPr>
+        <w:ind w:left="5760" w:hanging="360"/>
+      </w:pPr>
+    </w:lvl>
+    <w:lvl w:ilvl="8" w:tplc="1000001B" w:tentative="1">
+      <w:start w:val="1"/>
+      <w:numFmt w:val="lowerRoman"/>
+      <w:lvlText w:val="%9."/>
+      <w:lvlJc w:val="right"/>
+      <w:pPr>
+        <w:ind w:left="6480" w:hanging="180"/>
+      </w:pPr>
+    </w:lvl>
+  </w:abstractNum>
+  <w:abstractNum w:abstractNumId="7" w15:restartNumberingAfterBreak="0">
     <w:nsid w:val="46707F88"/>
     <w:multiLevelType w:val="multilevel"/>
     <w:tmpl w:val="B9162BCE"/>
@@ -2226,7 +3003,7 @@
       </w:rPr>
     </w:lvl>
   </w:abstractNum>
-  <w:abstractNum w:abstractNumId="6" w15:restartNumberingAfterBreak="0">
+  <w:abstractNum w:abstractNumId="8" w15:restartNumberingAfterBreak="0">
     <w:nsid w:val="509F27EF"/>
     <w:multiLevelType w:val="multilevel"/>
     <w:tmpl w:val="87460ECC"/>
@@ -2375,7 +3152,7 @@
       </w:rPr>
     </w:lvl>
   </w:abstractNum>
-  <w:abstractNum w:abstractNumId="7" w15:restartNumberingAfterBreak="0">
+  <w:abstractNum w:abstractNumId="9" w15:restartNumberingAfterBreak="0">
     <w:nsid w:val="738638FF"/>
     <w:multiLevelType w:val="multilevel"/>
     <w:tmpl w:val="A6EAF11C"/>
@@ -2528,25 +3305,31 @@
     <w:abstractNumId w:val="1"/>
   </w:num>
   <w:num w:numId="2" w16cid:durableId="446240335">
-    <w:abstractNumId w:val="4"/>
+    <w:abstractNumId w:val="5"/>
   </w:num>
   <w:num w:numId="3" w16cid:durableId="618882086">
     <w:abstractNumId w:val="0"/>
   </w:num>
   <w:num w:numId="4" w16cid:durableId="2026125982">
-    <w:abstractNumId w:val="6"/>
+    <w:abstractNumId w:val="8"/>
   </w:num>
   <w:num w:numId="5" w16cid:durableId="293104131">
-    <w:abstractNumId w:val="3"/>
+    <w:abstractNumId w:val="4"/>
   </w:num>
   <w:num w:numId="6" w16cid:durableId="4327544">
-    <w:abstractNumId w:val="5"/>
+    <w:abstractNumId w:val="7"/>
   </w:num>
   <w:num w:numId="7" w16cid:durableId="1023821501">
     <w:abstractNumId w:val="2"/>
   </w:num>
   <w:num w:numId="8" w16cid:durableId="698548852">
-    <w:abstractNumId w:val="7"/>
+    <w:abstractNumId w:val="9"/>
+  </w:num>
+  <w:num w:numId="9" w16cid:durableId="409425969">
+    <w:abstractNumId w:val="3"/>
+  </w:num>
+  <w:num w:numId="10" w16cid:durableId="481390296">
+    <w:abstractNumId w:val="6"/>
   </w:num>
 </w:numbering>
 </file>
